--- a/Rohan Gazi.docx
+++ b/Rohan Gazi.docx
@@ -150,6 +150,7 @@
         <w:rPr>
           <w:rFonts w:ascii="Arial" w:cs="Arial" w:eastAsia="Arial" w:hAnsi="Arial"/>
           <w:b w:val="0"/>
+          <w:bCs w:val="0"/>
           <w:sz w:val="24"/>
           <w:szCs w:val="24"/>
           <w:vertAlign w:val="baseline"/>
@@ -159,6 +160,7 @@
         <w:rPr>
           <w:rFonts w:ascii="Arial" w:cs="Arial" w:eastAsia="Arial" w:hAnsi="Arial"/>
           <w:b w:val="1"/>
+          <w:bCs w:val="1"/>
           <w:sz w:val="24"/>
           <w:szCs w:val="24"/>
           <w:vertAlign w:val="baseline"/>
@@ -188,22 +190,7 @@
           <w:szCs w:val="20"/>
           <w:rtl w:val="0"/>
         </w:rPr>
-        <w:t xml:space="preserve">Highly motivated Computer Science graduate with expertise in technical support, DevOps, and SQL database management. Skilled in troubleshooting, system optimisation, and process improvement, with a proven ability to solve complex problems in fast-paced environments. Adept at bridging the gap between technical teams and business goals. Seeking a Systems Analyst or senior IT role to leverage my technical skills and drive operational success</w:t>
-      </w:r>
-      <w:r>
-        <w:rPr>
-          <w:rFonts w:ascii="Arial" w:cs="Arial" w:eastAsia="Arial" w:hAnsi="Arial"/>
-          <w:sz w:val="20"/>
-          <w:szCs w:val="20"/>
-          <w:vertAlign w:val="baseline"/>
-          <w:rtl w:val="0"/>
-        </w:rPr>
-        <w:t xml:space="preserve">.</w:t>
-      </w:r>
-      <w:r>
-        <w:rPr>
-          <w:rtl w:val="0"/>
-        </w:rPr>
+        <w:t xml:space="preserve">Backend-focused Software Developer with experience building production-grade business systems, API integrations, and cloud-hosted applications. Experienced in C#, SQL Server, and Azure, with hands-on work in payment processing, CRM automation, and modular system architecture. Strong understanding of data integrity, system integration, and enterprise application development.</w:t>
       </w:r>
     </w:p>
     <w:p>
@@ -212,7 +199,157 @@
         <w:spacing w:before="240" w:line="240" w:lineRule="auto"/>
         <w:rPr>
           <w:rFonts w:ascii="Arial" w:cs="Arial" w:eastAsia="Arial" w:hAnsi="Arial"/>
-          <w:b w:val="0"/>
+          <w:b w:val="1"/>
+          <w:bCs w:val="1"/>
+          <w:sz w:val="24"/>
+          <w:szCs w:val="24"/>
+        </w:rPr>
+      </w:pPr>
+      <w:r>
+        <w:rPr>
+          <w:rFonts w:ascii="Arial" w:cs="Arial" w:eastAsia="Arial" w:hAnsi="Arial"/>
+          <w:b w:val="1"/>
+          <w:bCs w:val="1"/>
+          <w:sz w:val="24"/>
+          <w:szCs w:val="24"/>
+          <w:rtl w:val="0"/>
+        </w:rPr>
+        <w:t xml:space="preserve">TECHNICAL SKILLS</w:t>
+      </w:r>
+    </w:p>
+    <w:p>
+      <w:pPr>
+        <w:numPr>
+          <w:ilvl w:val="0"/>
+          <w:numId w:val="1"/>
+        </w:numPr>
+        <w:spacing w:line="240" w:lineRule="auto"/>
+        <w:ind w:left="360"/>
+        <w:rPr>
+          <w:rFonts w:ascii="Arial" w:cs="Arial" w:eastAsia="Arial" w:hAnsi="Arial"/>
+          <w:sz w:val="20"/>
+          <w:szCs w:val="20"/>
+        </w:rPr>
+      </w:pPr>
+      <w:r>
+        <w:rPr>
+          <w:rFonts w:ascii="Arial" w:cs="Arial" w:eastAsia="Arial" w:hAnsi="Arial"/>
+          <w:sz w:val="20"/>
+          <w:szCs w:val="20"/>
+          <w:rtl w:val="0"/>
+        </w:rPr>
+        <w:t xml:space="preserve">Languages: C#, SQL (SQL Server), Kotlin, JavaScript</w:t>
+      </w:r>
+    </w:p>
+    <w:p>
+      <w:pPr>
+        <w:numPr>
+          <w:ilvl w:val="0"/>
+          <w:numId w:val="1"/>
+        </w:numPr>
+        <w:spacing w:line="240" w:lineRule="auto"/>
+        <w:ind w:left="360"/>
+        <w:rPr>
+          <w:rFonts w:ascii="Arial" w:cs="Arial" w:eastAsia="Arial" w:hAnsi="Arial"/>
+          <w:sz w:val="20"/>
+          <w:szCs w:val="20"/>
+        </w:rPr>
+      </w:pPr>
+      <w:r>
+        <w:rPr>
+          <w:rFonts w:ascii="Arial" w:cs="Arial" w:eastAsia="Arial" w:hAnsi="Arial"/>
+          <w:sz w:val="20"/>
+          <w:szCs w:val="20"/>
+          <w:rtl w:val="0"/>
+        </w:rPr>
+        <w:t xml:space="preserve">Frameworks &amp; Platforms: .NET, Blazor Server, REST APIs, Android (Android Studio), Cloud &amp; DevOps, Azure App Services, Azure DevOps (YAML pipelines), CI/CD workflows</w:t>
+      </w:r>
+    </w:p>
+    <w:p>
+      <w:pPr>
+        <w:numPr>
+          <w:ilvl w:val="0"/>
+          <w:numId w:val="1"/>
+        </w:numPr>
+        <w:spacing w:line="240" w:lineRule="auto"/>
+        <w:ind w:left="360"/>
+        <w:rPr>
+          <w:rFonts w:ascii="Arial" w:cs="Arial" w:eastAsia="Arial" w:hAnsi="Arial"/>
+          <w:sz w:val="20"/>
+          <w:szCs w:val="20"/>
+        </w:rPr>
+      </w:pPr>
+      <w:r>
+        <w:rPr>
+          <w:rFonts w:ascii="Arial" w:cs="Arial" w:eastAsia="Arial" w:hAnsi="Arial"/>
+          <w:sz w:val="20"/>
+          <w:szCs w:val="20"/>
+          <w:rtl w:val="0"/>
+        </w:rPr>
+        <w:t xml:space="preserve">Databases: SQL Server, Query optimisation, Reporting queries, Schema exploration</w:t>
+      </w:r>
+    </w:p>
+    <w:p>
+      <w:pPr>
+        <w:numPr>
+          <w:ilvl w:val="0"/>
+          <w:numId w:val="1"/>
+        </w:numPr>
+        <w:spacing w:line="240" w:lineRule="auto"/>
+        <w:ind w:left="360"/>
+        <w:rPr>
+          <w:rFonts w:ascii="Arial" w:cs="Arial" w:eastAsia="Arial" w:hAnsi="Arial"/>
+          <w:sz w:val="20"/>
+          <w:szCs w:val="20"/>
+        </w:rPr>
+      </w:pPr>
+      <w:r>
+        <w:rPr>
+          <w:rFonts w:ascii="Arial" w:cs="Arial" w:eastAsia="Arial" w:hAnsi="Arial"/>
+          <w:sz w:val="20"/>
+          <w:szCs w:val="20"/>
+          <w:rtl w:val="0"/>
+        </w:rPr>
+        <w:t xml:space="preserve">Integrations: Stripe API (Payment Intents, Tap to Pay), HubSpot API</w:t>
+      </w:r>
+    </w:p>
+    <w:p>
+      <w:pPr>
+        <w:numPr>
+          <w:ilvl w:val="0"/>
+          <w:numId w:val="1"/>
+        </w:numPr>
+        <w:spacing w:line="240" w:lineRule="auto"/>
+        <w:ind w:left="360"/>
+        <w:rPr>
+          <w:rFonts w:ascii="Arial" w:cs="Arial" w:eastAsia="Arial" w:hAnsi="Arial"/>
+          <w:sz w:val="20"/>
+          <w:szCs w:val="20"/>
+        </w:rPr>
+      </w:pPr>
+      <w:r>
+        <w:rPr>
+          <w:rFonts w:ascii="Arial" w:cs="Arial" w:eastAsia="Arial" w:hAnsi="Arial"/>
+          <w:sz w:val="20"/>
+          <w:szCs w:val="20"/>
+          <w:rtl w:val="0"/>
+        </w:rPr>
+        <w:t xml:space="preserve">Tools: Git, Visual Studio, Android Studio</w:t>
+      </w:r>
+      <w:r>
+        <w:rPr>
+          <w:rtl w:val="0"/>
+        </w:rPr>
+      </w:r>
+    </w:p>
+    <w:p>
+      <w:pPr>
+        <w:shd w:fill="f2f2f2" w:val="clear"/>
+        <w:spacing w:before="240" w:line="240" w:lineRule="auto"/>
+        <w:rPr>
+          <w:rFonts w:ascii="Arial" w:cs="Arial" w:eastAsia="Arial" w:hAnsi="Arial"/>
+          <w:b w:val="1"/>
+          <w:bCs w:val="1"/>
           <w:sz w:val="24"/>
           <w:szCs w:val="24"/>
           <w:vertAlign w:val="baseline"/>
@@ -222,17 +359,13 @@
         <w:rPr>
           <w:rFonts w:ascii="Arial" w:cs="Arial" w:eastAsia="Arial" w:hAnsi="Arial"/>
           <w:b w:val="1"/>
+          <w:bCs w:val="1"/>
           <w:sz w:val="24"/>
           <w:szCs w:val="24"/>
           <w:vertAlign w:val="baseline"/>
           <w:rtl w:val="0"/>
         </w:rPr>
         <w:t xml:space="preserve">WORK EXPERIENCE</w:t>
-      </w:r>
-      <w:r>
-        <w:rPr>
-          <w:rtl w:val="0"/>
-        </w:rPr>
       </w:r>
     </w:p>
     <w:p>
@@ -244,6 +377,7 @@
         <w:rPr>
           <w:rFonts w:ascii="Arial" w:cs="Arial" w:eastAsia="Arial" w:hAnsi="Arial"/>
           <w:b w:val="1"/>
+          <w:bCs w:val="1"/>
           <w:color w:val="0070c0"/>
           <w:sz w:val="20"/>
           <w:szCs w:val="20"/>
@@ -253,21 +387,22 @@
         <w:rPr>
           <w:rFonts w:ascii="Arial" w:cs="Arial" w:eastAsia="Arial" w:hAnsi="Arial"/>
           <w:b w:val="1"/>
+          <w:bCs w:val="1"/>
           <w:color w:val="0070c0"/>
           <w:sz w:val="20"/>
           <w:szCs w:val="20"/>
           <w:rtl w:val="0"/>
         </w:rPr>
-        <w:t xml:space="preserve">First Line Support Executive &amp; DevOps Support | Salon Tracker Ltd</w:t>
+        <w:t xml:space="preserve">Software Developer | Salon Tracker Software</w:t>
         <w:tab/>
-        <w:t xml:space="preserve">Sept 2024 to Present</w:t>
+        <w:t xml:space="preserve">Oct 2025 to Present</w:t>
       </w:r>
     </w:p>
     <w:p>
       <w:pPr>
         <w:numPr>
           <w:ilvl w:val="0"/>
-          <w:numId w:val="3"/>
+          <w:numId w:val="1"/>
         </w:numPr>
         <w:spacing w:line="240" w:lineRule="auto"/>
         <w:ind w:left="360"/>
@@ -284,14 +419,14 @@
           <w:szCs w:val="20"/>
           <w:rtl w:val="0"/>
         </w:rPr>
-        <w:t xml:space="preserve">Provide technical support to clients, resolving software, hardware, and network issues related to the company’s salon management software.</w:t>
+        <w:t xml:space="preserve">Lead developer on modular business system components integrated into a legacy platform using C# and Blazor Server.</w:t>
       </w:r>
     </w:p>
     <w:p>
       <w:pPr>
         <w:numPr>
           <w:ilvl w:val="0"/>
-          <w:numId w:val="3"/>
+          <w:numId w:val="1"/>
         </w:numPr>
         <w:spacing w:line="240" w:lineRule="auto"/>
         <w:ind w:left="360"/>
@@ -308,14 +443,14 @@
           <w:szCs w:val="20"/>
           <w:rtl w:val="0"/>
         </w:rPr>
-        <w:t xml:space="preserve">Manage and resolve SQL database queries, including troubleshooting and optimising database performance to improve system efficiency.</w:t>
+        <w:t xml:space="preserve">Designed and implemented a full Stripe payment workflow, including backend Payment Intent lifecycle management.</w:t>
       </w:r>
     </w:p>
     <w:p>
       <w:pPr>
         <w:numPr>
           <w:ilvl w:val="0"/>
-          <w:numId w:val="3"/>
+          <w:numId w:val="1"/>
         </w:numPr>
         <w:spacing w:line="240" w:lineRule="auto"/>
         <w:ind w:left="360"/>
@@ -332,14 +467,14 @@
           <w:szCs w:val="20"/>
           <w:rtl w:val="0"/>
         </w:rPr>
-        <w:t xml:space="preserve">Collaborate with development teams to test and deploy new software features and updates, ensuring smooth integration and performance.</w:t>
+        <w:t xml:space="preserve">Built a companion Android payment application in Kotlin (Android Studio) to initialise Stripe Tap to Pay transactions.</w:t>
       </w:r>
     </w:p>
     <w:p>
       <w:pPr>
         <w:numPr>
           <w:ilvl w:val="0"/>
-          <w:numId w:val="3"/>
+          <w:numId w:val="1"/>
         </w:numPr>
         <w:spacing w:line="240" w:lineRule="auto"/>
         <w:ind w:left="360"/>
@@ -356,14 +491,14 @@
           <w:szCs w:val="20"/>
           <w:rtl w:val="0"/>
         </w:rPr>
-        <w:t xml:space="preserve">Assist in DevOps tasks, including setting up and maintaining environments, automation scripts, and software deployments.</w:t>
+        <w:t xml:space="preserve">Architected REST API integrations (including HubSpot), reducing manual CRM data entry by 60%.</w:t>
       </w:r>
     </w:p>
     <w:p>
       <w:pPr>
         <w:numPr>
           <w:ilvl w:val="0"/>
-          <w:numId w:val="3"/>
+          <w:numId w:val="1"/>
         </w:numPr>
         <w:spacing w:line="240" w:lineRule="auto"/>
         <w:ind w:left="360"/>
@@ -380,14 +515,14 @@
           <w:szCs w:val="20"/>
           <w:rtl w:val="0"/>
         </w:rPr>
-        <w:t xml:space="preserve">Lead hardware setup for customer installations, including systems and network configurations for new clients.</w:t>
+        <w:t xml:space="preserve">Designed UDP-based inter-process communication between internal systems to trigger workflow events.</w:t>
       </w:r>
     </w:p>
     <w:p>
       <w:pPr>
         <w:numPr>
           <w:ilvl w:val="0"/>
-          <w:numId w:val="3"/>
+          <w:numId w:val="1"/>
         </w:numPr>
         <w:spacing w:line="240" w:lineRule="auto"/>
         <w:ind w:left="360"/>
@@ -404,14 +539,14 @@
           <w:szCs w:val="20"/>
           <w:rtl w:val="0"/>
         </w:rPr>
-        <w:t xml:space="preserve">Maintain service tickets and ensure all incidents, service requests, and escalations are tracked and resolved in a timely manner.</w:t>
+        <w:t xml:space="preserve">Refactored and stabilised legacy backend services, reducing production issues and improving maintainability.</w:t>
       </w:r>
     </w:p>
     <w:p>
       <w:pPr>
         <w:numPr>
           <w:ilvl w:val="0"/>
-          <w:numId w:val="3"/>
+          <w:numId w:val="1"/>
         </w:numPr>
         <w:spacing w:line="240" w:lineRule="auto"/>
         <w:ind w:left="360"/>
@@ -428,12 +563,31 @@
           <w:szCs w:val="20"/>
           <w:rtl w:val="0"/>
         </w:rPr>
-        <w:t xml:space="preserve">Provide insights on process improvements, enhancing customer service efficiency and internal operations.</w:t>
-      </w:r>
-      <w:r>
-        <w:rPr>
-          <w:rtl w:val="0"/>
-        </w:rPr>
+        <w:t xml:space="preserve">Deployed and managed cloud-hosted applications using Azure App Services.</w:t>
+      </w:r>
+    </w:p>
+    <w:p>
+      <w:pPr>
+        <w:numPr>
+          <w:ilvl w:val="0"/>
+          <w:numId w:val="1"/>
+        </w:numPr>
+        <w:spacing w:line="240" w:lineRule="auto"/>
+        <w:ind w:left="360"/>
+        <w:rPr>
+          <w:rFonts w:ascii="Arial" w:cs="Arial" w:eastAsia="Arial" w:hAnsi="Arial"/>
+          <w:sz w:val="20"/>
+          <w:szCs w:val="20"/>
+        </w:rPr>
+      </w:pPr>
+      <w:r>
+        <w:rPr>
+          <w:rFonts w:ascii="Arial" w:cs="Arial" w:eastAsia="Arial" w:hAnsi="Arial"/>
+          <w:sz w:val="20"/>
+          <w:szCs w:val="20"/>
+          <w:rtl w:val="0"/>
+        </w:rPr>
+        <w:t xml:space="preserve">Implemented structured logging and improved deployment reliability via CI/CD pipelines.</w:t>
       </w:r>
     </w:p>
     <w:p>
@@ -444,119 +598,194 @@
         <w:spacing w:line="240" w:lineRule="auto"/>
         <w:rPr>
           <w:rFonts w:ascii="Arial" w:cs="Arial" w:eastAsia="Arial" w:hAnsi="Arial"/>
-          <w:b w:val="0"/>
-          <w:sz w:val="20"/>
-          <w:szCs w:val="20"/>
-          <w:vertAlign w:val="baseline"/>
-        </w:rPr>
-      </w:pPr>
-      <w:r>
-        <w:rPr>
-          <w:rFonts w:ascii="Arial" w:cs="Arial" w:eastAsia="Arial" w:hAnsi="Arial"/>
           <w:b w:val="1"/>
+          <w:bCs w:val="1"/>
           <w:color w:val="0070c0"/>
           <w:sz w:val="20"/>
           <w:szCs w:val="20"/>
-          <w:rtl w:val="0"/>
-        </w:rPr>
-        <w:t xml:space="preserve">IT Support </w:t>
-      </w:r>
+        </w:rPr>
+      </w:pPr>
       <w:r>
         <w:rPr>
           <w:rFonts w:ascii="Arial" w:cs="Arial" w:eastAsia="Arial" w:hAnsi="Arial"/>
           <w:b w:val="1"/>
+          <w:bCs w:val="1"/>
           <w:color w:val="0070c0"/>
           <w:sz w:val="20"/>
           <w:szCs w:val="20"/>
-          <w:vertAlign w:val="baseline"/>
-          <w:rtl w:val="0"/>
-        </w:rPr>
-        <w:t xml:space="preserve">Brilliance Club Ambassador | Brilliant Club</w:t>
+          <w:rtl w:val="0"/>
+        </w:rPr>
+        <w:t xml:space="preserve">Support Technician (Expanded into Development) | Salon Tracker Software</w:t>
         <w:tab/>
-        <w:t xml:space="preserve">Jun 2022 to Jun 2023</w:t>
-      </w:r>
-      <w:r>
-        <w:rPr>
-          <w:rtl w:val="0"/>
-        </w:rPr>
+        <w:t xml:space="preserve">Sept 2024 to Oct 2025</w:t>
       </w:r>
     </w:p>
     <w:p>
       <w:pPr>
         <w:numPr>
           <w:ilvl w:val="0"/>
-          <w:numId w:val="3"/>
+          <w:numId w:val="1"/>
         </w:numPr>
         <w:spacing w:line="240" w:lineRule="auto"/>
-        <w:ind w:left="360" w:hanging="360"/>
-        <w:rPr>
-          <w:rFonts w:ascii="Arial" w:cs="Arial" w:eastAsia="Arial" w:hAnsi="Arial"/>
-          <w:sz w:val="20"/>
-          <w:szCs w:val="20"/>
-          <w:vertAlign w:val="baseline"/>
-        </w:rPr>
-      </w:pPr>
-      <w:r>
-        <w:rPr>
-          <w:rFonts w:ascii="Arial" w:cs="Arial" w:eastAsia="Arial" w:hAnsi="Arial"/>
-          <w:sz w:val="20"/>
-          <w:szCs w:val="20"/>
-          <w:vertAlign w:val="baseline"/>
-          <w:rtl w:val="0"/>
-        </w:rPr>
-        <w:t xml:space="preserve">Provided technical support to underfunded sixth form and college students, focusing on resolving IT-related issues and improving their digital literacy.</w:t>
+        <w:ind w:left="360"/>
+        <w:rPr>
+          <w:rFonts w:ascii="Arial" w:cs="Arial" w:eastAsia="Arial" w:hAnsi="Arial"/>
+          <w:sz w:val="20"/>
+          <w:szCs w:val="20"/>
+        </w:rPr>
+      </w:pPr>
+      <w:r>
+        <w:rPr>
+          <w:rFonts w:ascii="Arial" w:cs="Arial" w:eastAsia="Arial" w:hAnsi="Arial"/>
+          <w:sz w:val="20"/>
+          <w:szCs w:val="20"/>
+          <w:rtl w:val="0"/>
+        </w:rPr>
+        <w:t xml:space="preserve">Built and deployed a HubSpot API integration into the company’s AppServices platform using C# and REST APIs, automating sales and support processes now used company-wide.</w:t>
       </w:r>
     </w:p>
     <w:p>
       <w:pPr>
         <w:numPr>
           <w:ilvl w:val="0"/>
-          <w:numId w:val="3"/>
+          <w:numId w:val="1"/>
         </w:numPr>
         <w:spacing w:line="240" w:lineRule="auto"/>
-        <w:ind w:left="360" w:hanging="360"/>
-        <w:rPr>
-          <w:rFonts w:ascii="Arial" w:cs="Arial" w:eastAsia="Arial" w:hAnsi="Arial"/>
-          <w:sz w:val="20"/>
-          <w:szCs w:val="20"/>
-          <w:vertAlign w:val="baseline"/>
-        </w:rPr>
-      </w:pPr>
-      <w:r>
-        <w:rPr>
-          <w:rFonts w:ascii="Arial" w:cs="Arial" w:eastAsia="Arial" w:hAnsi="Arial"/>
-          <w:sz w:val="20"/>
-          <w:szCs w:val="20"/>
-          <w:vertAlign w:val="baseline"/>
-          <w:rtl w:val="0"/>
-        </w:rPr>
-        <w:t xml:space="preserve">Assisted in troubleshooting basic networking problems and IT queries, enhancing communication and problem-solving skills.</w:t>
+        <w:ind w:left="360"/>
+        <w:rPr>
+          <w:rFonts w:ascii="Arial" w:cs="Arial" w:eastAsia="Arial" w:hAnsi="Arial"/>
+          <w:sz w:val="20"/>
+          <w:szCs w:val="20"/>
+        </w:rPr>
+      </w:pPr>
+      <w:r>
+        <w:rPr>
+          <w:rFonts w:ascii="Arial" w:cs="Arial" w:eastAsia="Arial" w:hAnsi="Arial"/>
+          <w:sz w:val="20"/>
+          <w:szCs w:val="20"/>
+          <w:rtl w:val="0"/>
+        </w:rPr>
+        <w:t xml:space="preserve">Enhanced and refactored C# backend code to improve performance, fix bugs, and optimize system stability.</w:t>
       </w:r>
     </w:p>
     <w:p>
       <w:pPr>
         <w:numPr>
           <w:ilvl w:val="0"/>
-          <w:numId w:val="3"/>
+          <w:numId w:val="1"/>
         </w:numPr>
         <w:spacing w:line="240" w:lineRule="auto"/>
-        <w:ind w:left="360" w:hanging="360"/>
-        <w:rPr>
-          <w:rFonts w:ascii="Arial" w:cs="Arial" w:eastAsia="Arial" w:hAnsi="Arial"/>
-          <w:sz w:val="20"/>
-          <w:szCs w:val="20"/>
-          <w:vertAlign w:val="baseline"/>
-        </w:rPr>
-      </w:pPr>
-      <w:r>
-        <w:rPr>
-          <w:rFonts w:ascii="Arial" w:cs="Arial" w:eastAsia="Arial" w:hAnsi="Arial"/>
-          <w:sz w:val="20"/>
-          <w:szCs w:val="20"/>
-          <w:vertAlign w:val="baseline"/>
-          <w:rtl w:val="0"/>
-        </w:rPr>
-        <w:t xml:space="preserve">Developed and delivered IT workshops, enabling students to build foundational tech skills.</w:t>
+        <w:ind w:left="360"/>
+        <w:rPr>
+          <w:rFonts w:ascii="Arial" w:cs="Arial" w:eastAsia="Arial" w:hAnsi="Arial"/>
+          <w:sz w:val="20"/>
+          <w:szCs w:val="20"/>
+        </w:rPr>
+      </w:pPr>
+      <w:r>
+        <w:rPr>
+          <w:rFonts w:ascii="Arial" w:cs="Arial" w:eastAsia="Arial" w:hAnsi="Arial"/>
+          <w:sz w:val="20"/>
+          <w:szCs w:val="20"/>
+          <w:rtl w:val="0"/>
+        </w:rPr>
+        <w:t xml:space="preserve">Designed and maintained internal websites using HTML, CSS, and JavaScript, adding new features and improving client-facing functionality.</w:t>
+      </w:r>
+    </w:p>
+    <w:p>
+      <w:pPr>
+        <w:numPr>
+          <w:ilvl w:val="0"/>
+          <w:numId w:val="1"/>
+        </w:numPr>
+        <w:spacing w:line="240" w:lineRule="auto"/>
+        <w:ind w:left="360"/>
+        <w:rPr>
+          <w:rFonts w:ascii="Arial" w:cs="Arial" w:eastAsia="Arial" w:hAnsi="Arial"/>
+          <w:sz w:val="20"/>
+          <w:szCs w:val="20"/>
+        </w:rPr>
+      </w:pPr>
+      <w:r>
+        <w:rPr>
+          <w:rFonts w:ascii="Arial" w:cs="Arial" w:eastAsia="Arial" w:hAnsi="Arial"/>
+          <w:sz w:val="20"/>
+          <w:szCs w:val="20"/>
+          <w:rtl w:val="0"/>
+        </w:rPr>
+        <w:t xml:space="preserve">Created and executed SQL scripts to optimize database performance and troubleshoot issues.</w:t>
+      </w:r>
+    </w:p>
+    <w:p>
+      <w:pPr>
+        <w:numPr>
+          <w:ilvl w:val="0"/>
+          <w:numId w:val="1"/>
+        </w:numPr>
+        <w:spacing w:line="240" w:lineRule="auto"/>
+        <w:ind w:left="360"/>
+        <w:rPr>
+          <w:rFonts w:ascii="Arial" w:cs="Arial" w:eastAsia="Arial" w:hAnsi="Arial"/>
+          <w:sz w:val="20"/>
+          <w:szCs w:val="20"/>
+        </w:rPr>
+      </w:pPr>
+      <w:r>
+        <w:rPr>
+          <w:rFonts w:ascii="Arial" w:cs="Arial" w:eastAsia="Arial" w:hAnsi="Arial"/>
+          <w:sz w:val="20"/>
+          <w:szCs w:val="20"/>
+          <w:rtl w:val="0"/>
+        </w:rPr>
+        <w:t xml:space="preserve">Collaborated with the development team to test and deploy new features, following Agile methodologies and participating in code reviews.</w:t>
+      </w:r>
+    </w:p>
+    <w:p>
+      <w:pPr>
+        <w:numPr>
+          <w:ilvl w:val="0"/>
+          <w:numId w:val="1"/>
+        </w:numPr>
+        <w:spacing w:line="240" w:lineRule="auto"/>
+        <w:ind w:left="360"/>
+        <w:rPr>
+          <w:rFonts w:ascii="Arial" w:cs="Arial" w:eastAsia="Arial" w:hAnsi="Arial"/>
+          <w:sz w:val="20"/>
+          <w:szCs w:val="20"/>
+        </w:rPr>
+      </w:pPr>
+      <w:r>
+        <w:rPr>
+          <w:rFonts w:ascii="Arial" w:cs="Arial" w:eastAsia="Arial" w:hAnsi="Arial"/>
+          <w:sz w:val="20"/>
+          <w:szCs w:val="20"/>
+          <w:rtl w:val="0"/>
+        </w:rPr>
+        <w:t xml:space="preserve">Contributed to DevOps processes, streamlining software deployments and automating repetitive tasks.</w:t>
+      </w:r>
+    </w:p>
+    <w:p>
+      <w:pPr>
+        <w:numPr>
+          <w:ilvl w:val="0"/>
+          <w:numId w:val="1"/>
+        </w:numPr>
+        <w:spacing w:line="240" w:lineRule="auto"/>
+        <w:ind w:left="360"/>
+        <w:rPr>
+          <w:rFonts w:ascii="Arial" w:cs="Arial" w:eastAsia="Arial" w:hAnsi="Arial"/>
+          <w:sz w:val="20"/>
+          <w:szCs w:val="20"/>
+        </w:rPr>
+      </w:pPr>
+      <w:r>
+        <w:rPr>
+          <w:rFonts w:ascii="Arial" w:cs="Arial" w:eastAsia="Arial" w:hAnsi="Arial"/>
+          <w:sz w:val="20"/>
+          <w:szCs w:val="20"/>
+          <w:rtl w:val="0"/>
+        </w:rPr>
+        <w:t xml:space="preserve">Provided technical support for clients, resolving complex API and database issues.</w:t>
       </w:r>
     </w:p>
     <w:p>
@@ -568,6 +797,7 @@
         <w:rPr>
           <w:rFonts w:ascii="Arial" w:cs="Arial" w:eastAsia="Arial" w:hAnsi="Arial"/>
           <w:b w:val="0"/>
+          <w:bCs w:val="0"/>
           <w:sz w:val="20"/>
           <w:szCs w:val="20"/>
           <w:vertAlign w:val="baseline"/>
@@ -577,15 +807,28 @@
         <w:rPr>
           <w:rFonts w:ascii="Arial" w:cs="Arial" w:eastAsia="Arial" w:hAnsi="Arial"/>
           <w:b w:val="1"/>
+          <w:bCs w:val="1"/>
           <w:color w:val="0070c0"/>
           <w:sz w:val="20"/>
           <w:szCs w:val="20"/>
+          <w:rtl w:val="0"/>
+        </w:rPr>
+        <w:t xml:space="preserve">IT Support </w:t>
+      </w:r>
+      <w:r>
+        <w:rPr>
+          <w:rFonts w:ascii="Arial" w:cs="Arial" w:eastAsia="Arial" w:hAnsi="Arial"/>
+          <w:b w:val="1"/>
+          <w:bCs w:val="1"/>
+          <w:color w:val="0070c0"/>
+          <w:sz w:val="20"/>
+          <w:szCs w:val="20"/>
           <w:vertAlign w:val="baseline"/>
           <w:rtl w:val="0"/>
         </w:rPr>
-        <w:t xml:space="preserve">Waiter | Red Chilli</w:t>
+        <w:t xml:space="preserve">Brilliance Club Ambassador | Brilliant Club</w:t>
         <w:tab/>
-        <w:t xml:space="preserve">Jun 2019 to May 2021</w:t>
+        <w:t xml:space="preserve">Jun 2022 to Jun 2023</w:t>
       </w:r>
       <w:r>
         <w:rPr>
@@ -597,7 +840,7 @@
       <w:pPr>
         <w:numPr>
           <w:ilvl w:val="0"/>
-          <w:numId w:val="3"/>
+          <w:numId w:val="1"/>
         </w:numPr>
         <w:spacing w:line="240" w:lineRule="auto"/>
         <w:ind w:left="360" w:hanging="360"/>
@@ -616,14 +859,14 @@
           <w:vertAlign w:val="baseline"/>
           <w:rtl w:val="0"/>
         </w:rPr>
-        <w:t xml:space="preserve">Strong communication and customer service skills to manage customer lines and interactions effectively.</w:t>
+        <w:t xml:space="preserve">Provided technical support to underfunded sixth form and college students, focusing on resolving IT-related issues and improving their digital literacy.</w:t>
       </w:r>
     </w:p>
     <w:p>
       <w:pPr>
         <w:numPr>
           <w:ilvl w:val="0"/>
-          <w:numId w:val="3"/>
+          <w:numId w:val="1"/>
         </w:numPr>
         <w:spacing w:line="240" w:lineRule="auto"/>
         <w:ind w:left="360" w:hanging="360"/>
@@ -642,7 +885,33 @@
           <w:vertAlign w:val="baseline"/>
           <w:rtl w:val="0"/>
         </w:rPr>
-        <w:t xml:space="preserve">Gained experience in using POS systems, providing a foundation in handling IT systems within a business environment.</w:t>
+        <w:t xml:space="preserve">Assisted in troubleshooting basic networking problems and IT queries, enhancing communication and problem-solving skills.</w:t>
+      </w:r>
+    </w:p>
+    <w:p>
+      <w:pPr>
+        <w:numPr>
+          <w:ilvl w:val="0"/>
+          <w:numId w:val="1"/>
+        </w:numPr>
+        <w:spacing w:line="240" w:lineRule="auto"/>
+        <w:ind w:left="360" w:hanging="360"/>
+        <w:rPr>
+          <w:rFonts w:ascii="Arial" w:cs="Arial" w:eastAsia="Arial" w:hAnsi="Arial"/>
+          <w:sz w:val="20"/>
+          <w:szCs w:val="20"/>
+          <w:vertAlign w:val="baseline"/>
+        </w:rPr>
+      </w:pPr>
+      <w:r>
+        <w:rPr>
+          <w:rFonts w:ascii="Arial" w:cs="Arial" w:eastAsia="Arial" w:hAnsi="Arial"/>
+          <w:sz w:val="20"/>
+          <w:szCs w:val="20"/>
+          <w:vertAlign w:val="baseline"/>
+          <w:rtl w:val="0"/>
+        </w:rPr>
+        <w:t xml:space="preserve">Developed and delivered IT workshops, enabling students to build foundational tech skills.</w:t>
       </w:r>
     </w:p>
     <w:p>
@@ -659,6 +928,7 @@
         <w:rPr>
           <w:rFonts w:ascii="Arial" w:cs="Arial" w:eastAsia="Arial" w:hAnsi="Arial"/>
           <w:b w:val="1"/>
+          <w:bCs w:val="1"/>
           <w:sz w:val="24"/>
           <w:szCs w:val="24"/>
           <w:rtl w:val="0"/>
@@ -680,6 +950,7 @@
         <w:rPr>
           <w:rFonts w:ascii="Arial" w:cs="Arial" w:eastAsia="Arial" w:hAnsi="Arial"/>
           <w:b w:val="1"/>
+          <w:bCs w:val="1"/>
           <w:color w:val="0070c0"/>
           <w:sz w:val="20"/>
           <w:szCs w:val="20"/>
@@ -689,6 +960,7 @@
         <w:rPr>
           <w:rFonts w:ascii="Arial" w:cs="Arial" w:eastAsia="Arial" w:hAnsi="Arial"/>
           <w:b w:val="1"/>
+          <w:bCs w:val="1"/>
           <w:color w:val="0070c0"/>
           <w:sz w:val="20"/>
           <w:szCs w:val="20"/>
@@ -703,7 +975,7 @@
       <w:pPr>
         <w:numPr>
           <w:ilvl w:val="0"/>
-          <w:numId w:val="1"/>
+          <w:numId w:val="2"/>
         </w:numPr>
         <w:tabs>
           <w:tab w:val="right" w:leader="none" w:pos="9570"/>
@@ -728,7 +1000,7 @@
       <w:pPr>
         <w:numPr>
           <w:ilvl w:val="0"/>
-          <w:numId w:val="1"/>
+          <w:numId w:val="2"/>
         </w:numPr>
         <w:tabs>
           <w:tab w:val="right" w:leader="none" w:pos="9570"/>
@@ -758,6 +1030,7 @@
         <w:rPr>
           <w:rFonts w:ascii="Arial" w:cs="Arial" w:eastAsia="Arial" w:hAnsi="Arial"/>
           <w:b w:val="1"/>
+          <w:bCs w:val="1"/>
           <w:color w:val="0070c0"/>
           <w:sz w:val="20"/>
           <w:szCs w:val="20"/>
@@ -767,6 +1040,7 @@
         <w:rPr>
           <w:rFonts w:ascii="Arial" w:cs="Arial" w:eastAsia="Arial" w:hAnsi="Arial"/>
           <w:b w:val="1"/>
+          <w:bCs w:val="1"/>
           <w:color w:val="0070c0"/>
           <w:sz w:val="20"/>
           <w:szCs w:val="20"/>
@@ -781,7 +1055,7 @@
       <w:pPr>
         <w:numPr>
           <w:ilvl w:val="0"/>
-          <w:numId w:val="1"/>
+          <w:numId w:val="2"/>
         </w:numPr>
         <w:tabs>
           <w:tab w:val="right" w:leader="none" w:pos="9570"/>
@@ -801,153 +1075,10 @@
         </w:rPr>
         <w:t xml:space="preserve">Achieved Distinction, Distinction, Distinction</w:t>
       </w:r>
-    </w:p>
-    <w:p>
-      <w:pPr>
-        <w:tabs>
-          <w:tab w:val="right" w:leader="none" w:pos="9570"/>
-        </w:tabs>
-        <w:spacing w:before="120" w:line="240" w:lineRule="auto"/>
-        <w:rPr>
-          <w:rFonts w:ascii="Arial" w:cs="Arial" w:eastAsia="Arial" w:hAnsi="Arial"/>
-          <w:b w:val="1"/>
-          <w:color w:val="0070c0"/>
-          <w:sz w:val="20"/>
-          <w:szCs w:val="20"/>
-        </w:rPr>
-      </w:pPr>
-      <w:r>
-        <w:rPr>
-          <w:rFonts w:ascii="Arial" w:cs="Arial" w:eastAsia="Arial" w:hAnsi="Arial"/>
-          <w:b w:val="1"/>
-          <w:color w:val="0070c0"/>
-          <w:sz w:val="20"/>
-          <w:szCs w:val="20"/>
-          <w:rtl w:val="0"/>
-        </w:rPr>
-        <w:t xml:space="preserve">One In a Million Free School - GCSE </w:t>
-        <w:tab/>
-        <w:t xml:space="preserve">2014 to 2019</w:t>
-      </w:r>
-    </w:p>
-    <w:p>
-      <w:pPr>
-        <w:numPr>
-          <w:ilvl w:val="0"/>
-          <w:numId w:val="2"/>
-        </w:numPr>
-        <w:spacing w:after="0" w:before="240" w:line="240" w:lineRule="auto"/>
-        <w:ind w:left="720" w:hanging="360"/>
-        <w:rPr>
-          <w:rFonts w:ascii="Arial" w:cs="Arial" w:eastAsia="Arial" w:hAnsi="Arial"/>
-          <w:sz w:val="20"/>
-          <w:szCs w:val="20"/>
-        </w:rPr>
-      </w:pPr>
-      <w:r>
-        <w:rPr>
-          <w:rFonts w:ascii="Arial" w:cs="Arial" w:eastAsia="Arial" w:hAnsi="Arial"/>
-          <w:sz w:val="20"/>
-          <w:szCs w:val="20"/>
-          <w:rtl w:val="0"/>
-        </w:rPr>
-        <w:t xml:space="preserve">Maths - 4</w:t>
-      </w:r>
-    </w:p>
-    <w:p>
-      <w:pPr>
-        <w:numPr>
-          <w:ilvl w:val="0"/>
-          <w:numId w:val="2"/>
-        </w:numPr>
-        <w:spacing w:after="0" w:before="240" w:line="240" w:lineRule="auto"/>
-        <w:ind w:left="720" w:hanging="360"/>
-        <w:rPr>
-          <w:rFonts w:ascii="Arial" w:cs="Arial" w:eastAsia="Arial" w:hAnsi="Arial"/>
-          <w:sz w:val="20"/>
-          <w:szCs w:val="20"/>
-        </w:rPr>
-      </w:pPr>
-      <w:r>
-        <w:rPr>
-          <w:rFonts w:ascii="Arial" w:cs="Arial" w:eastAsia="Arial" w:hAnsi="Arial"/>
-          <w:sz w:val="20"/>
-          <w:szCs w:val="20"/>
-          <w:rtl w:val="0"/>
-        </w:rPr>
-        <w:t xml:space="preserve">English Language &amp; Literature - 5</w:t>
-      </w:r>
-    </w:p>
-    <w:p>
-      <w:pPr>
-        <w:numPr>
-          <w:ilvl w:val="0"/>
-          <w:numId w:val="2"/>
-        </w:numPr>
-        <w:spacing w:after="0" w:before="240" w:line="240" w:lineRule="auto"/>
-        <w:ind w:left="720" w:hanging="360"/>
-        <w:rPr>
-          <w:rFonts w:ascii="Arial" w:cs="Arial" w:eastAsia="Arial" w:hAnsi="Arial"/>
-          <w:sz w:val="20"/>
-          <w:szCs w:val="20"/>
-        </w:rPr>
-      </w:pPr>
-      <w:r>
-        <w:rPr>
-          <w:rFonts w:ascii="Arial" w:cs="Arial" w:eastAsia="Arial" w:hAnsi="Arial"/>
-          <w:sz w:val="20"/>
-          <w:szCs w:val="20"/>
-          <w:rtl w:val="0"/>
-        </w:rPr>
-        <w:t xml:space="preserve">Combined science - 5-4</w:t>
-      </w:r>
-    </w:p>
-    <w:p>
-      <w:pPr>
-        <w:numPr>
-          <w:ilvl w:val="0"/>
-          <w:numId w:val="2"/>
-        </w:numPr>
-        <w:spacing w:after="0" w:before="240" w:line="240" w:lineRule="auto"/>
-        <w:ind w:left="720" w:hanging="360"/>
-        <w:rPr>
-          <w:rFonts w:ascii="Arial" w:cs="Arial" w:eastAsia="Arial" w:hAnsi="Arial"/>
-          <w:sz w:val="20"/>
-          <w:szCs w:val="20"/>
-        </w:rPr>
-      </w:pPr>
-      <w:r>
-        <w:rPr>
-          <w:rFonts w:ascii="Arial" w:cs="Arial" w:eastAsia="Arial" w:hAnsi="Arial"/>
-          <w:sz w:val="20"/>
-          <w:szCs w:val="20"/>
-          <w:rtl w:val="0"/>
-        </w:rPr>
-        <w:t xml:space="preserve">Health and social care - Merit</w:t>
-      </w:r>
-    </w:p>
-    <w:p>
-      <w:pPr>
-        <w:numPr>
-          <w:ilvl w:val="0"/>
-          <w:numId w:val="2"/>
-        </w:numPr>
-        <w:spacing w:after="0" w:before="240" w:line="240" w:lineRule="auto"/>
-        <w:ind w:left="720" w:hanging="360"/>
-        <w:rPr>
-          <w:rFonts w:ascii="Arial" w:cs="Arial" w:eastAsia="Arial" w:hAnsi="Arial"/>
-          <w:sz w:val="20"/>
-          <w:szCs w:val="20"/>
-        </w:rPr>
-      </w:pPr>
-      <w:r>
-        <w:rPr>
-          <w:rFonts w:ascii="Arial" w:cs="Arial" w:eastAsia="Arial" w:hAnsi="Arial"/>
-          <w:sz w:val="20"/>
-          <w:szCs w:val="20"/>
-          <w:rtl w:val="0"/>
-        </w:rPr>
-        <w:t xml:space="preserve">Creative media - Distinction</w:t>
+      <w:r>
+        <w:rPr>
+          <w:rtl w:val="0"/>
+        </w:rPr>
       </w:r>
     </w:p>
     <w:p>
@@ -956,382 +1087,8 @@
         <w:spacing w:before="240" w:line="240" w:lineRule="auto"/>
         <w:rPr>
           <w:rFonts w:ascii="Arial" w:cs="Arial" w:eastAsia="Arial" w:hAnsi="Arial"/>
-          <w:sz w:val="24"/>
-          <w:szCs w:val="24"/>
-        </w:rPr>
-      </w:pPr>
-      <w:r>
-        <w:rPr>
-          <w:rFonts w:ascii="Arial" w:cs="Arial" w:eastAsia="Arial" w:hAnsi="Arial"/>
-          <w:b w:val="1"/>
-          <w:sz w:val="24"/>
-          <w:szCs w:val="24"/>
-          <w:rtl w:val="0"/>
-        </w:rPr>
-        <w:t xml:space="preserve">KEY SKILLS</w:t>
-      </w:r>
-      <w:r>
-        <w:rPr>
-          <w:rtl w:val="0"/>
-        </w:rPr>
-      </w:r>
-    </w:p>
-    <w:p>
-      <w:pPr>
-        <w:numPr>
-          <w:ilvl w:val="0"/>
-          <w:numId w:val="4"/>
-        </w:numPr>
-        <w:spacing w:after="0" w:afterAutospacing="0" w:before="240" w:line="240" w:lineRule="auto"/>
-        <w:ind w:left="300"/>
-      </w:pPr>
-      <w:r>
-        <w:rPr>
-          <w:rFonts w:ascii="Arial" w:cs="Arial" w:eastAsia="Arial" w:hAnsi="Arial"/>
-          <w:b w:val="1"/>
-          <w:sz w:val="20"/>
-          <w:szCs w:val="20"/>
-          <w:rtl w:val="0"/>
-        </w:rPr>
-        <w:t xml:space="preserve">Technical Troubleshooting &amp; Support:</w:t>
-        <w:br w:type="textWrapping"/>
-      </w:r>
-      <w:r>
-        <w:rPr>
-          <w:rFonts w:ascii="Arial" w:cs="Arial" w:eastAsia="Arial" w:hAnsi="Arial"/>
-          <w:sz w:val="20"/>
-          <w:szCs w:val="20"/>
-          <w:rtl w:val="0"/>
-        </w:rPr>
-        <w:t xml:space="preserve">Proficient in diagnosing and resolving a wide range of IT issues, including hardware, software, and network problems on Windows operating systems. Demonstrated ability to provide timely solutions in high-pressure environments, ensuring minimal downtime for users.</w:t>
-      </w:r>
-    </w:p>
-    <w:p>
-      <w:pPr>
-        <w:numPr>
-          <w:ilvl w:val="0"/>
-          <w:numId w:val="4"/>
-        </w:numPr>
-        <w:spacing w:after="0" w:afterAutospacing="0" w:before="0" w:beforeAutospacing="0" w:line="240" w:lineRule="auto"/>
-        <w:ind w:left="300"/>
-      </w:pPr>
-      <w:r>
-        <w:rPr>
-          <w:rFonts w:ascii="Arial" w:cs="Arial" w:eastAsia="Arial" w:hAnsi="Arial"/>
-          <w:b w:val="1"/>
-          <w:sz w:val="20"/>
-          <w:szCs w:val="20"/>
-          <w:rtl w:val="0"/>
-        </w:rPr>
-        <w:t xml:space="preserve">Customer-Centric IT Support:</w:t>
-        <w:br w:type="textWrapping"/>
-      </w:r>
-      <w:r>
-        <w:rPr>
-          <w:rFonts w:ascii="Arial" w:cs="Arial" w:eastAsia="Arial" w:hAnsi="Arial"/>
-          <w:sz w:val="20"/>
-          <w:szCs w:val="20"/>
-          <w:rtl w:val="0"/>
-        </w:rPr>
-        <w:t xml:space="preserve">Exceptional communication skills with a proven ability to translate complex technical issues into user-friendly language. Experienced in delivering top-tier customer service, consistently achieving high customer satisfaction ratings.</w:t>
-      </w:r>
-    </w:p>
-    <w:p>
-      <w:pPr>
-        <w:numPr>
-          <w:ilvl w:val="0"/>
-          <w:numId w:val="4"/>
-        </w:numPr>
-        <w:spacing w:after="0" w:afterAutospacing="0" w:before="0" w:beforeAutospacing="0" w:line="240" w:lineRule="auto"/>
-        <w:ind w:left="300"/>
-      </w:pPr>
-      <w:r>
-        <w:rPr>
-          <w:rFonts w:ascii="Arial" w:cs="Arial" w:eastAsia="Arial" w:hAnsi="Arial"/>
-          <w:b w:val="1"/>
-          <w:sz w:val="20"/>
-          <w:szCs w:val="20"/>
-          <w:rtl w:val="0"/>
-        </w:rPr>
-        <w:t xml:space="preserve">Microsoft Ecosystem Expertise:</w:t>
-        <w:br w:type="textWrapping"/>
-      </w:r>
-      <w:r>
-        <w:rPr>
-          <w:rFonts w:ascii="Arial" w:cs="Arial" w:eastAsia="Arial" w:hAnsi="Arial"/>
-          <w:sz w:val="20"/>
-          <w:szCs w:val="20"/>
-          <w:rtl w:val="0"/>
-        </w:rPr>
-        <w:t xml:space="preserve">Advanced skills in Windows 10/11, Windows Server (2016-2022), and Active Directory administration. Extensive experience in Microsoft 365 management, including user account setup, security configurations, and troubleshooting.</w:t>
-      </w:r>
-    </w:p>
-    <w:p>
-      <w:pPr>
-        <w:numPr>
-          <w:ilvl w:val="0"/>
-          <w:numId w:val="4"/>
-        </w:numPr>
-        <w:spacing w:after="0" w:afterAutospacing="0" w:before="0" w:beforeAutospacing="0" w:line="240" w:lineRule="auto"/>
-        <w:ind w:left="300"/>
-      </w:pPr>
-      <w:r>
-        <w:rPr>
-          <w:rFonts w:ascii="Arial" w:cs="Arial" w:eastAsia="Arial" w:hAnsi="Arial"/>
-          <w:b w:val="1"/>
-          <w:sz w:val="20"/>
-          <w:szCs w:val="20"/>
-          <w:rtl w:val="0"/>
-        </w:rPr>
-        <w:t xml:space="preserve">Security &amp; Compliance Awareness:</w:t>
-        <w:br w:type="textWrapping"/>
-      </w:r>
-      <w:r>
-        <w:rPr>
-          <w:rFonts w:ascii="Arial" w:cs="Arial" w:eastAsia="Arial" w:hAnsi="Arial"/>
-          <w:sz w:val="20"/>
-          <w:szCs w:val="20"/>
-          <w:rtl w:val="0"/>
-        </w:rPr>
-        <w:t xml:space="preserve">Knowledgeable in ISO 27001 standards and cybersecurity best practices. Committed to maintaining system integrity and protecting sensitive data through vigilant security measures.</w:t>
-      </w:r>
-    </w:p>
-    <w:p>
-      <w:pPr>
-        <w:numPr>
-          <w:ilvl w:val="0"/>
-          <w:numId w:val="4"/>
-        </w:numPr>
-        <w:spacing w:after="0" w:afterAutospacing="0" w:before="0" w:beforeAutospacing="0" w:line="240" w:lineRule="auto"/>
-        <w:ind w:left="300"/>
-      </w:pPr>
-      <w:r>
-        <w:rPr>
-          <w:rFonts w:ascii="Arial" w:cs="Arial" w:eastAsia="Arial" w:hAnsi="Arial"/>
-          <w:b w:val="1"/>
-          <w:sz w:val="20"/>
-          <w:szCs w:val="20"/>
-          <w:rtl w:val="0"/>
-        </w:rPr>
-        <w:t xml:space="preserve">ITIL &amp; Service Management:</w:t>
-        <w:br w:type="textWrapping"/>
-      </w:r>
-      <w:r>
-        <w:rPr>
-          <w:rFonts w:ascii="Arial" w:cs="Arial" w:eastAsia="Arial" w:hAnsi="Arial"/>
-          <w:sz w:val="20"/>
-          <w:szCs w:val="20"/>
-          <w:rtl w:val="0"/>
-        </w:rPr>
-        <w:t xml:space="preserve">Practical understanding of ITIL principles with hands-on experience in managing service desk operations. Skilled in incident management, problem resolution, and process improvement to enhance IT service delivery.</w:t>
-      </w:r>
-    </w:p>
-    <w:p>
-      <w:pPr>
-        <w:numPr>
-          <w:ilvl w:val="0"/>
-          <w:numId w:val="4"/>
-        </w:numPr>
-        <w:spacing w:after="0" w:afterAutospacing="0" w:before="0" w:beforeAutospacing="0" w:line="240" w:lineRule="auto"/>
-        <w:ind w:left="300"/>
-      </w:pPr>
-      <w:r>
-        <w:rPr>
-          <w:rFonts w:ascii="Arial" w:cs="Arial" w:eastAsia="Arial" w:hAnsi="Arial"/>
-          <w:b w:val="1"/>
-          <w:sz w:val="20"/>
-          <w:szCs w:val="20"/>
-          <w:rtl w:val="0"/>
-        </w:rPr>
-        <w:t xml:space="preserve">Network Administration:</w:t>
-        <w:br w:type="textWrapping"/>
-      </w:r>
-      <w:r>
-        <w:rPr>
-          <w:rFonts w:ascii="Arial" w:cs="Arial" w:eastAsia="Arial" w:hAnsi="Arial"/>
-          <w:sz w:val="20"/>
-          <w:szCs w:val="20"/>
-          <w:rtl w:val="0"/>
-        </w:rPr>
-        <w:t xml:space="preserve">Basic knowledge of network protocols, remote access solutions, and network security. Capable of supporting and maintaining secure and efficient data communication systems.</w:t>
-      </w:r>
-    </w:p>
-    <w:p>
-      <w:pPr>
-        <w:numPr>
-          <w:ilvl w:val="0"/>
-          <w:numId w:val="4"/>
-        </w:numPr>
-        <w:spacing w:after="0" w:afterAutospacing="0" w:before="0" w:beforeAutospacing="0" w:line="240" w:lineRule="auto"/>
-        <w:ind w:left="300"/>
-      </w:pPr>
-      <w:r>
-        <w:rPr>
-          <w:rFonts w:ascii="Arial" w:cs="Arial" w:eastAsia="Arial" w:hAnsi="Arial"/>
-          <w:b w:val="1"/>
-          <w:sz w:val="20"/>
-          <w:szCs w:val="20"/>
-          <w:rtl w:val="0"/>
-        </w:rPr>
-        <w:t xml:space="preserve">Software Deployment &amp; Configuration:</w:t>
-        <w:br w:type="textWrapping"/>
-      </w:r>
-      <w:r>
-        <w:rPr>
-          <w:rFonts w:ascii="Arial" w:cs="Arial" w:eastAsia="Arial" w:hAnsi="Arial"/>
-          <w:sz w:val="20"/>
-          <w:szCs w:val="20"/>
-          <w:rtl w:val="0"/>
-        </w:rPr>
-        <w:t xml:space="preserve">Experienced in the installation, configuration, and maintenance of PCs, laptops, and peripherals. Proficient in software deployment, including system updates, patches, and upgrades across various environments.</w:t>
-      </w:r>
-    </w:p>
-    <w:p>
-      <w:pPr>
-        <w:numPr>
-          <w:ilvl w:val="0"/>
-          <w:numId w:val="4"/>
-        </w:numPr>
-        <w:spacing w:after="0" w:afterAutospacing="0" w:before="0" w:beforeAutospacing="0" w:line="240" w:lineRule="auto"/>
-        <w:ind w:left="300"/>
-      </w:pPr>
-      <w:r>
-        <w:rPr>
-          <w:rFonts w:ascii="Arial" w:cs="Arial" w:eastAsia="Arial" w:hAnsi="Arial"/>
-          <w:b w:val="1"/>
-          <w:sz w:val="20"/>
-          <w:szCs w:val="20"/>
-          <w:rtl w:val="0"/>
-        </w:rPr>
-        <w:t xml:space="preserve">Programming &amp; Scripting:</w:t>
-        <w:br w:type="textWrapping"/>
-      </w:r>
-      <w:r>
-        <w:rPr>
-          <w:rFonts w:ascii="Arial" w:cs="Arial" w:eastAsia="Arial" w:hAnsi="Arial"/>
-          <w:sz w:val="20"/>
-          <w:szCs w:val="20"/>
-          <w:rtl w:val="0"/>
-        </w:rPr>
-        <w:t xml:space="preserve">Competent in programming and scripting languages such as </w:t>
-      </w:r>
-      <w:r>
-        <w:rPr>
-          <w:rFonts w:ascii="Arial" w:cs="Arial" w:eastAsia="Arial" w:hAnsi="Arial"/>
-          <w:b w:val="1"/>
-          <w:sz w:val="20"/>
-          <w:szCs w:val="20"/>
-          <w:rtl w:val="0"/>
-        </w:rPr>
-        <w:t xml:space="preserve">Python, Java, C++, C#, and SQL</w:t>
-      </w:r>
-      <w:r>
-        <w:rPr>
-          <w:rFonts w:ascii="Arial" w:cs="Arial" w:eastAsia="Arial" w:hAnsi="Arial"/>
-          <w:sz w:val="20"/>
-          <w:szCs w:val="20"/>
-          <w:rtl w:val="0"/>
-        </w:rPr>
-        <w:t xml:space="preserve">. Able to develop and maintain small-scale applications and scripts to automate tasks, improve system efficiency, and manage databases effectively.</w:t>
-      </w:r>
-    </w:p>
-    <w:p>
-      <w:pPr>
-        <w:numPr>
-          <w:ilvl w:val="0"/>
-          <w:numId w:val="4"/>
-        </w:numPr>
-        <w:spacing w:after="0" w:afterAutospacing="0" w:before="0" w:beforeAutospacing="0" w:line="240" w:lineRule="auto"/>
-        <w:ind w:left="300"/>
-      </w:pPr>
-      <w:r>
-        <w:rPr>
-          <w:rFonts w:ascii="Arial" w:cs="Arial" w:eastAsia="Arial" w:hAnsi="Arial"/>
-          <w:b w:val="1"/>
-          <w:sz w:val="20"/>
-          <w:szCs w:val="20"/>
-          <w:rtl w:val="0"/>
-        </w:rPr>
-        <w:t xml:space="preserve">Database Management:</w:t>
-        <w:br w:type="textWrapping"/>
-      </w:r>
-      <w:r>
-        <w:rPr>
-          <w:rFonts w:ascii="Arial" w:cs="Arial" w:eastAsia="Arial" w:hAnsi="Arial"/>
-          <w:sz w:val="20"/>
-          <w:szCs w:val="20"/>
-          <w:rtl w:val="0"/>
-        </w:rPr>
-        <w:t xml:space="preserve">Skilled in SQL for querying, managing, and maintaining relational databases. Experience in database design, data retrieval, and optimising database performance in support of business operations.</w:t>
-      </w:r>
-    </w:p>
-    <w:p>
-      <w:pPr>
-        <w:numPr>
-          <w:ilvl w:val="0"/>
-          <w:numId w:val="4"/>
-        </w:numPr>
-        <w:spacing w:after="0" w:afterAutospacing="0" w:before="0" w:beforeAutospacing="0" w:line="240" w:lineRule="auto"/>
-        <w:ind w:left="300"/>
-      </w:pPr>
-      <w:r>
-        <w:rPr>
-          <w:rFonts w:ascii="Arial" w:cs="Arial" w:eastAsia="Arial" w:hAnsi="Arial"/>
-          <w:b w:val="1"/>
-          <w:sz w:val="20"/>
-          <w:szCs w:val="20"/>
-          <w:rtl w:val="0"/>
-        </w:rPr>
-        <w:t xml:space="preserve">Web Technologies:</w:t>
-        <w:br w:type="textWrapping"/>
-      </w:r>
-      <w:r>
-        <w:rPr>
-          <w:rFonts w:ascii="Arial" w:cs="Arial" w:eastAsia="Arial" w:hAnsi="Arial"/>
-          <w:sz w:val="20"/>
-          <w:szCs w:val="20"/>
-          <w:rtl w:val="0"/>
-        </w:rPr>
-        <w:t xml:space="preserve">Familiar with HTML5, CSS, and basic JavaScript for creating and maintaining web interfaces. Experience in using these technologies to support internal tools and improve user experience.</w:t>
-      </w:r>
-    </w:p>
-    <w:p>
-      <w:pPr>
-        <w:numPr>
-          <w:ilvl w:val="0"/>
-          <w:numId w:val="4"/>
-        </w:numPr>
-        <w:spacing w:after="240" w:before="0" w:beforeAutospacing="0" w:line="240" w:lineRule="auto"/>
-        <w:ind w:left="300"/>
-      </w:pPr>
-      <w:r>
-        <w:rPr>
-          <w:rFonts w:ascii="Arial" w:cs="Arial" w:eastAsia="Arial" w:hAnsi="Arial"/>
-          <w:b w:val="1"/>
-          <w:sz w:val="20"/>
-          <w:szCs w:val="20"/>
-          <w:rtl w:val="0"/>
-        </w:rPr>
-        <w:t xml:space="preserve">Documentation &amp; Process Optimisation:</w:t>
-        <w:br w:type="textWrapping"/>
-      </w:r>
-      <w:r>
-        <w:rPr>
-          <w:rFonts w:ascii="Arial" w:cs="Arial" w:eastAsia="Arial" w:hAnsi="Arial"/>
-          <w:sz w:val="20"/>
-          <w:szCs w:val="20"/>
-          <w:rtl w:val="0"/>
-        </w:rPr>
-        <w:t xml:space="preserve">Strong attention to detail in maintaining technical documentation, with a focus on clarity and accuracy. Proactive in suggesting and implementing process improvements to streamline operations and enhance service quality.</w:t>
-      </w:r>
-    </w:p>
-    <w:p>
-      <w:pPr>
-        <w:shd w:fill="f2f2f2" w:val="clear"/>
-        <w:spacing w:before="240" w:line="240" w:lineRule="auto"/>
-        <w:rPr>
-          <w:rFonts w:ascii="Arial" w:cs="Arial" w:eastAsia="Arial" w:hAnsi="Arial"/>
           <w:b w:val="0"/>
+          <w:bCs w:val="0"/>
           <w:sz w:val="24"/>
           <w:szCs w:val="24"/>
           <w:vertAlign w:val="baseline"/>
@@ -1341,12 +1098,13 @@
         <w:rPr>
           <w:rFonts w:ascii="Arial" w:cs="Arial" w:eastAsia="Arial" w:hAnsi="Arial"/>
           <w:b w:val="1"/>
+          <w:bCs w:val="1"/>
           <w:sz w:val="24"/>
           <w:szCs w:val="24"/>
           <w:vertAlign w:val="baseline"/>
           <w:rtl w:val="0"/>
         </w:rPr>
-        <w:t xml:space="preserve">PERSONAL PROJECTS</w:t>
+        <w:t xml:space="preserve">Interests and Hobbies</w:t>
       </w:r>
       <w:r>
         <w:rPr>
@@ -1359,7 +1117,6 @@
         <w:spacing w:line="240" w:lineRule="auto"/>
         <w:rPr>
           <w:rFonts w:ascii="Arial" w:cs="Arial" w:eastAsia="Arial" w:hAnsi="Arial"/>
-          <w:color w:val="0070c0"/>
           <w:sz w:val="20"/>
           <w:szCs w:val="20"/>
           <w:vertAlign w:val="baseline"/>
@@ -1368,329 +1125,21 @@
       <w:r>
         <w:rPr>
           <w:rFonts w:ascii="Arial" w:cs="Arial" w:eastAsia="Arial" w:hAnsi="Arial"/>
-          <w:b w:val="1"/>
-          <w:color w:val="0070c0"/>
+          <w:sz w:val="20"/>
+          <w:szCs w:val="20"/>
+          <w:rtl w:val="0"/>
+        </w:rPr>
+        <w:t xml:space="preserve">Home lab and self-hosting enthusiast, building and maintaining a personal NAS and cloud storage server. Enjoy digital music production and exploring indie and alternative genres. Fan of challenging RPGs such as Elden Ring, Pokémon, and Monster Hunter, with a particular interest in game mechanics and progression systems. Regular reader of technology and science fiction</w:t>
+      </w:r>
+      <w:r>
+        <w:rPr>
+          <w:rFonts w:ascii="Arial" w:cs="Arial" w:eastAsia="Arial" w:hAnsi="Arial"/>
           <w:sz w:val="20"/>
           <w:szCs w:val="20"/>
           <w:vertAlign w:val="baseline"/>
           <w:rtl w:val="0"/>
         </w:rPr>
-        <w:t xml:space="preserve">AI-Powered Chatbot</w:t>
-      </w:r>
-      <w:r>
-        <w:rPr>
-          <w:rtl w:val="0"/>
-        </w:rPr>
-      </w:r>
-    </w:p>
-    <w:p>
-      <w:pPr>
-        <w:numPr>
-          <w:ilvl w:val="0"/>
-          <w:numId w:val="6"/>
-        </w:numPr>
-        <w:spacing w:line="240" w:lineRule="auto"/>
-        <w:ind w:left="720" w:hanging="360"/>
-        <w:rPr>
-          <w:rFonts w:ascii="Arial" w:cs="Arial" w:eastAsia="Arial" w:hAnsi="Arial"/>
-          <w:sz w:val="20"/>
-          <w:szCs w:val="20"/>
-          <w:vertAlign w:val="baseline"/>
-        </w:rPr>
-      </w:pPr>
-      <w:r>
-        <w:rPr>
-          <w:rFonts w:ascii="Arial" w:cs="Arial" w:eastAsia="Arial" w:hAnsi="Arial"/>
-          <w:sz w:val="20"/>
-          <w:szCs w:val="20"/>
-          <w:vertAlign w:val="baseline"/>
-          <w:rtl w:val="0"/>
-        </w:rPr>
-        <w:t xml:space="preserve">Python, NLTK; Implemented ML algorithms, trained and deployed model.</w:t>
-      </w:r>
-    </w:p>
-    <w:p>
-      <w:pPr>
-        <w:spacing w:line="240" w:lineRule="auto"/>
-        <w:rPr>
-          <w:rFonts w:ascii="Arial" w:cs="Arial" w:eastAsia="Arial" w:hAnsi="Arial"/>
-          <w:color w:val="0070c0"/>
-          <w:sz w:val="20"/>
-          <w:szCs w:val="20"/>
-          <w:vertAlign w:val="baseline"/>
-        </w:rPr>
-      </w:pPr>
-      <w:r>
-        <w:rPr>
-          <w:rFonts w:ascii="Arial" w:cs="Arial" w:eastAsia="Arial" w:hAnsi="Arial"/>
-          <w:b w:val="1"/>
-          <w:color w:val="0070c0"/>
-          <w:sz w:val="20"/>
-          <w:szCs w:val="20"/>
-          <w:vertAlign w:val="baseline"/>
-          <w:rtl w:val="0"/>
-        </w:rPr>
-        <w:t xml:space="preserve">Rotor System</w:t>
-      </w:r>
-      <w:r>
-        <w:rPr>
-          <w:rtl w:val="0"/>
-        </w:rPr>
-      </w:r>
-    </w:p>
-    <w:p>
-      <w:pPr>
-        <w:numPr>
-          <w:ilvl w:val="0"/>
-          <w:numId w:val="7"/>
-        </w:numPr>
-        <w:spacing w:line="240" w:lineRule="auto"/>
-        <w:ind w:left="720" w:hanging="360"/>
-        <w:rPr>
-          <w:rFonts w:ascii="Arial" w:cs="Arial" w:eastAsia="Arial" w:hAnsi="Arial"/>
-          <w:sz w:val="20"/>
-          <w:szCs w:val="20"/>
-          <w:vertAlign w:val="baseline"/>
-        </w:rPr>
-      </w:pPr>
-      <w:r>
-        <w:rPr>
-          <w:rFonts w:ascii="Arial" w:cs="Arial" w:eastAsia="Arial" w:hAnsi="Arial"/>
-          <w:sz w:val="20"/>
-          <w:szCs w:val="20"/>
-          <w:vertAlign w:val="baseline"/>
-          <w:rtl w:val="0"/>
-        </w:rPr>
-        <w:t xml:space="preserve">HTML5, CSS, SQL; Users log their shifts, shift data saved to the cloud on Apache Tomcat.</w:t>
-      </w:r>
-    </w:p>
-    <w:p>
-      <w:pPr>
-        <w:spacing w:line="240" w:lineRule="auto"/>
-        <w:rPr>
-          <w:rFonts w:ascii="Arial" w:cs="Arial" w:eastAsia="Arial" w:hAnsi="Arial"/>
-          <w:color w:val="0070c0"/>
-          <w:sz w:val="20"/>
-          <w:szCs w:val="20"/>
-          <w:vertAlign w:val="baseline"/>
-        </w:rPr>
-      </w:pPr>
-      <w:r>
-        <w:rPr>
-          <w:rFonts w:ascii="Arial" w:cs="Arial" w:eastAsia="Arial" w:hAnsi="Arial"/>
-          <w:b w:val="1"/>
-          <w:color w:val="0070c0"/>
-          <w:sz w:val="20"/>
-          <w:szCs w:val="20"/>
-          <w:vertAlign w:val="baseline"/>
-          <w:rtl w:val="0"/>
-        </w:rPr>
-        <w:t xml:space="preserve">Face Detection System</w:t>
-      </w:r>
-      <w:r>
-        <w:rPr>
-          <w:rtl w:val="0"/>
-        </w:rPr>
-      </w:r>
-    </w:p>
-    <w:p>
-      <w:pPr>
-        <w:numPr>
-          <w:ilvl w:val="0"/>
-          <w:numId w:val="8"/>
-        </w:numPr>
-        <w:spacing w:line="240" w:lineRule="auto"/>
-        <w:ind w:left="720" w:hanging="360"/>
-        <w:rPr>
-          <w:rFonts w:ascii="Arial" w:cs="Arial" w:eastAsia="Arial" w:hAnsi="Arial"/>
-          <w:sz w:val="20"/>
-          <w:szCs w:val="20"/>
-          <w:vertAlign w:val="baseline"/>
-        </w:rPr>
-      </w:pPr>
-      <w:r>
-        <w:rPr>
-          <w:rFonts w:ascii="Arial" w:cs="Arial" w:eastAsia="Arial" w:hAnsi="Arial"/>
-          <w:sz w:val="20"/>
-          <w:szCs w:val="20"/>
-          <w:vertAlign w:val="baseline"/>
-          <w:rtl w:val="0"/>
-        </w:rPr>
-        <w:t xml:space="preserve">Python, OpenCV, Tkinter; </w:t>
-      </w:r>
-      <w:r>
-        <w:rPr>
-          <w:rFonts w:ascii="Arial" w:cs="Arial" w:eastAsia="Arial" w:hAnsi="Arial"/>
-          <w:sz w:val="20"/>
-          <w:szCs w:val="20"/>
-          <w:rtl w:val="0"/>
-        </w:rPr>
-        <w:t xml:space="preserve">Detects</w:t>
-      </w:r>
-      <w:r>
-        <w:rPr>
-          <w:rFonts w:ascii="Arial" w:cs="Arial" w:eastAsia="Arial" w:hAnsi="Arial"/>
-          <w:sz w:val="20"/>
-          <w:szCs w:val="20"/>
-          <w:vertAlign w:val="baseline"/>
-          <w:rtl w:val="0"/>
-        </w:rPr>
-        <w:t xml:space="preserve"> faces and features, encrypted saved faces.</w:t>
-      </w:r>
-    </w:p>
-    <w:p>
-      <w:pPr>
-        <w:spacing w:line="240" w:lineRule="auto"/>
-        <w:rPr>
-          <w:rFonts w:ascii="Arial" w:cs="Arial" w:eastAsia="Arial" w:hAnsi="Arial"/>
-          <w:color w:val="0070c0"/>
-          <w:sz w:val="20"/>
-          <w:szCs w:val="20"/>
-          <w:vertAlign w:val="baseline"/>
-        </w:rPr>
-      </w:pPr>
-      <w:r>
-        <w:rPr>
-          <w:rFonts w:ascii="Arial" w:cs="Arial" w:eastAsia="Arial" w:hAnsi="Arial"/>
-          <w:b w:val="1"/>
-          <w:color w:val="0070c0"/>
-          <w:sz w:val="20"/>
-          <w:szCs w:val="20"/>
-          <w:vertAlign w:val="baseline"/>
-          <w:rtl w:val="0"/>
-        </w:rPr>
-        <w:t xml:space="preserve">University Coursework Projects</w:t>
-      </w:r>
-      <w:r>
-        <w:rPr>
-          <w:rtl w:val="0"/>
-        </w:rPr>
-      </w:r>
-    </w:p>
-    <w:p>
-      <w:pPr>
-        <w:numPr>
-          <w:ilvl w:val="0"/>
-          <w:numId w:val="5"/>
-        </w:numPr>
-        <w:spacing w:line="240" w:lineRule="auto"/>
-        <w:ind w:left="720" w:hanging="360"/>
-        <w:rPr>
-          <w:rFonts w:ascii="Arial" w:cs="Arial" w:eastAsia="Arial" w:hAnsi="Arial"/>
-          <w:sz w:val="20"/>
-          <w:szCs w:val="20"/>
-          <w:vertAlign w:val="baseline"/>
-        </w:rPr>
-      </w:pPr>
-      <w:r>
-        <w:rPr>
-          <w:rFonts w:ascii="Arial" w:cs="Arial" w:eastAsia="Arial" w:hAnsi="Arial"/>
-          <w:sz w:val="20"/>
-          <w:szCs w:val="20"/>
-          <w:vertAlign w:val="baseline"/>
-          <w:rtl w:val="0"/>
-        </w:rPr>
-        <w:t xml:space="preserve">Worked on various projects, including database management systems and cloud computing applications, applying theoretical knowledge to practical scenarios.</w:t>
-      </w:r>
-    </w:p>
-    <w:p>
-      <w:pPr>
-        <w:shd w:fill="f2f2f2" w:val="clear"/>
-        <w:spacing w:before="240" w:line="240" w:lineRule="auto"/>
-        <w:rPr>
-          <w:rFonts w:ascii="Arial" w:cs="Arial" w:eastAsia="Arial" w:hAnsi="Arial"/>
-          <w:b w:val="0"/>
-          <w:sz w:val="24"/>
-          <w:szCs w:val="24"/>
-          <w:vertAlign w:val="baseline"/>
-        </w:rPr>
-      </w:pPr>
-      <w:r>
-        <w:rPr>
-          <w:rFonts w:ascii="Arial" w:cs="Arial" w:eastAsia="Arial" w:hAnsi="Arial"/>
-          <w:b w:val="1"/>
-          <w:sz w:val="24"/>
-          <w:szCs w:val="24"/>
-          <w:vertAlign w:val="baseline"/>
-          <w:rtl w:val="0"/>
-        </w:rPr>
-        <w:t xml:space="preserve">Interests and Hobbies</w:t>
-      </w:r>
-      <w:r>
-        <w:rPr>
-          <w:rtl w:val="0"/>
-        </w:rPr>
-      </w:r>
-    </w:p>
-    <w:p>
-      <w:pPr>
-        <w:spacing w:line="240" w:lineRule="auto"/>
-        <w:rPr>
-          <w:rFonts w:ascii="Arial" w:cs="Arial" w:eastAsia="Arial" w:hAnsi="Arial"/>
-          <w:sz w:val="20"/>
-          <w:szCs w:val="20"/>
-          <w:vertAlign w:val="baseline"/>
-        </w:rPr>
-      </w:pPr>
-      <w:r>
-        <w:rPr>
-          <w:rFonts w:ascii="Arial" w:cs="Arial" w:eastAsia="Arial" w:hAnsi="Arial"/>
-          <w:sz w:val="20"/>
-          <w:szCs w:val="20"/>
-          <w:vertAlign w:val="baseline"/>
-          <w:rtl w:val="0"/>
-        </w:rPr>
-        <w:t xml:space="preserve">Passionate about technology advancements, cybersecurity, and game development. Enjoy developing small projects in Python, Java, and HTML/CSS. Avid gamer with an interest in analysing game mechanics. Enjoy reading about technology, science fiction, and self-improvement. Also, enjoy playing the guitar and exploring different music genres.</w:t>
-      </w:r>
-    </w:p>
-    <w:p>
-      <w:pPr>
-        <w:shd w:fill="f2f2f2" w:val="clear"/>
-        <w:spacing w:before="240" w:line="240" w:lineRule="auto"/>
-        <w:rPr>
-          <w:rFonts w:ascii="Arial" w:cs="Arial" w:eastAsia="Arial" w:hAnsi="Arial"/>
-          <w:b w:val="0"/>
-          <w:sz w:val="24"/>
-          <w:szCs w:val="24"/>
-          <w:vertAlign w:val="baseline"/>
-        </w:rPr>
-      </w:pPr>
-      <w:r>
-        <w:rPr>
-          <w:rFonts w:ascii="Arial" w:cs="Arial" w:eastAsia="Arial" w:hAnsi="Arial"/>
-          <w:b w:val="1"/>
-          <w:sz w:val="24"/>
-          <w:szCs w:val="24"/>
-          <w:vertAlign w:val="baseline"/>
-          <w:rtl w:val="0"/>
-        </w:rPr>
-        <w:t xml:space="preserve">REFERENCES</w:t>
-      </w:r>
-      <w:r>
-        <w:rPr>
-          <w:rtl w:val="0"/>
-        </w:rPr>
-      </w:r>
-    </w:p>
-    <w:p>
-      <w:pPr>
-        <w:spacing w:line="240" w:lineRule="auto"/>
-        <w:rPr>
-          <w:rFonts w:ascii="Arial" w:cs="Arial" w:eastAsia="Arial" w:hAnsi="Arial"/>
-          <w:sz w:val="20"/>
-          <w:szCs w:val="20"/>
-          <w:vertAlign w:val="baseline"/>
-        </w:rPr>
-      </w:pPr>
-      <w:r>
-        <w:rPr>
-          <w:rFonts w:ascii="Arial" w:cs="Arial" w:eastAsia="Arial" w:hAnsi="Arial"/>
-          <w:sz w:val="20"/>
-          <w:szCs w:val="20"/>
-          <w:vertAlign w:val="baseline"/>
-          <w:rtl w:val="0"/>
-        </w:rPr>
-        <w:t xml:space="preserve">Zoheir Ezziane | Senior Lecturer at Nottingham Trent University, email: zoheir.ezziane@ntu.ac.uk, +44 115 84 83282</w:t>
+        <w:t xml:space="preserve">.</w:t>
       </w:r>
     </w:p>
     <w:sectPr>
@@ -1726,7 +1175,9 @@
       <w:rPr>
         <w:rFonts w:ascii="Arial" w:cs="Arial" w:eastAsia="Arial" w:hAnsi="Arial"/>
         <w:b w:val="0"/>
+        <w:bCs w:val="0"/>
         <w:i w:val="0"/>
+        <w:iCs w:val="0"/>
         <w:smallCaps w:val="0"/>
         <w:strike w:val="0"/>
         <w:color w:val="7f7f7f"/>
@@ -1763,7 +1214,9 @@
       <w:rPr>
         <w:rFonts w:ascii="Arial" w:cs="Arial" w:eastAsia="Arial" w:hAnsi="Arial"/>
         <w:b w:val="0"/>
+        <w:bCs w:val="0"/>
         <w:i w:val="0"/>
+        <w:iCs w:val="0"/>
         <w:smallCaps w:val="0"/>
         <w:strike w:val="0"/>
         <w:color w:val="7f7f7f"/>
@@ -1778,7 +1231,9 @@
       <w:rPr>
         <w:rFonts w:ascii="Arial" w:cs="Arial" w:eastAsia="Arial" w:hAnsi="Arial"/>
         <w:b w:val="0"/>
+        <w:bCs w:val="0"/>
         <w:i w:val="0"/>
+        <w:iCs w:val="0"/>
         <w:smallCaps w:val="0"/>
         <w:strike w:val="0"/>
         <w:color w:val="7f7f7f"/>
@@ -1795,7 +1250,9 @@
       <w:rPr>
         <w:rFonts w:ascii="Arial" w:cs="Arial" w:eastAsia="Arial" w:hAnsi="Arial"/>
         <w:b w:val="0"/>
+        <w:bCs w:val="0"/>
         <w:i w:val="0"/>
+        <w:iCs w:val="0"/>
         <w:smallCaps w:val="0"/>
         <w:strike w:val="0"/>
         <w:color w:val="7f7f7f"/>
@@ -1857,144 +1314,7 @@
       <w:lvlText w:val="●"/>
       <w:lvlJc w:val="left"/>
       <w:pPr>
-        <w:ind w:left="720" w:hanging="360"/>
-      </w:pPr>
-      <w:rPr>
-        <w:rFonts w:ascii="Noto Sans Symbols" w:cs="Noto Sans Symbols" w:eastAsia="Noto Sans Symbols" w:hAnsi="Noto Sans Symbols"/>
-        <w:sz w:val="20"/>
-        <w:szCs w:val="20"/>
-        <w:vertAlign w:val="baseline"/>
-      </w:rPr>
-    </w:lvl>
-    <w:lvl w:ilvl="1">
-      <w:start w:val="1"/>
-      <w:numFmt w:val="bullet"/>
-      <w:lvlText w:val="o"/>
-      <w:lvlJc w:val="left"/>
-      <w:pPr>
-        <w:ind w:left="1440" w:hanging="360"/>
-      </w:pPr>
-      <w:rPr>
-        <w:rFonts w:ascii="Courier New" w:cs="Courier New" w:eastAsia="Courier New" w:hAnsi="Courier New"/>
-        <w:sz w:val="20"/>
-        <w:szCs w:val="20"/>
-        <w:vertAlign w:val="baseline"/>
-      </w:rPr>
-    </w:lvl>
-    <w:lvl w:ilvl="2">
-      <w:start w:val="1"/>
-      <w:numFmt w:val="bullet"/>
-      <w:lvlText w:val="▪"/>
-      <w:lvlJc w:val="left"/>
-      <w:pPr>
-        <w:ind w:left="2160" w:hanging="360"/>
-      </w:pPr>
-      <w:rPr>
-        <w:rFonts w:ascii="Noto Sans Symbols" w:cs="Noto Sans Symbols" w:eastAsia="Noto Sans Symbols" w:hAnsi="Noto Sans Symbols"/>
-        <w:sz w:val="20"/>
-        <w:szCs w:val="20"/>
-        <w:vertAlign w:val="baseline"/>
-      </w:rPr>
-    </w:lvl>
-    <w:lvl w:ilvl="3">
-      <w:start w:val="1"/>
-      <w:numFmt w:val="bullet"/>
-      <w:lvlText w:val="▪"/>
-      <w:lvlJc w:val="left"/>
-      <w:pPr>
-        <w:ind w:left="2880" w:hanging="360"/>
-      </w:pPr>
-      <w:rPr>
-        <w:rFonts w:ascii="Noto Sans Symbols" w:cs="Noto Sans Symbols" w:eastAsia="Noto Sans Symbols" w:hAnsi="Noto Sans Symbols"/>
-        <w:sz w:val="20"/>
-        <w:szCs w:val="20"/>
-        <w:vertAlign w:val="baseline"/>
-      </w:rPr>
-    </w:lvl>
-    <w:lvl w:ilvl="4">
-      <w:start w:val="1"/>
-      <w:numFmt w:val="bullet"/>
-      <w:lvlText w:val="▪"/>
-      <w:lvlJc w:val="left"/>
-      <w:pPr>
-        <w:ind w:left="3600" w:hanging="360"/>
-      </w:pPr>
-      <w:rPr>
-        <w:rFonts w:ascii="Noto Sans Symbols" w:cs="Noto Sans Symbols" w:eastAsia="Noto Sans Symbols" w:hAnsi="Noto Sans Symbols"/>
-        <w:sz w:val="20"/>
-        <w:szCs w:val="20"/>
-        <w:vertAlign w:val="baseline"/>
-      </w:rPr>
-    </w:lvl>
-    <w:lvl w:ilvl="5">
-      <w:start w:val="1"/>
-      <w:numFmt w:val="bullet"/>
-      <w:lvlText w:val="▪"/>
-      <w:lvlJc w:val="left"/>
-      <w:pPr>
-        <w:ind w:left="4320" w:hanging="360"/>
-      </w:pPr>
-      <w:rPr>
-        <w:rFonts w:ascii="Noto Sans Symbols" w:cs="Noto Sans Symbols" w:eastAsia="Noto Sans Symbols" w:hAnsi="Noto Sans Symbols"/>
-        <w:sz w:val="20"/>
-        <w:szCs w:val="20"/>
-        <w:vertAlign w:val="baseline"/>
-      </w:rPr>
-    </w:lvl>
-    <w:lvl w:ilvl="6">
-      <w:start w:val="1"/>
-      <w:numFmt w:val="bullet"/>
-      <w:lvlText w:val="▪"/>
-      <w:lvlJc w:val="left"/>
-      <w:pPr>
-        <w:ind w:left="5040" w:hanging="360"/>
-      </w:pPr>
-      <w:rPr>
-        <w:rFonts w:ascii="Noto Sans Symbols" w:cs="Noto Sans Symbols" w:eastAsia="Noto Sans Symbols" w:hAnsi="Noto Sans Symbols"/>
-        <w:sz w:val="20"/>
-        <w:szCs w:val="20"/>
-        <w:vertAlign w:val="baseline"/>
-      </w:rPr>
-    </w:lvl>
-    <w:lvl w:ilvl="7">
-      <w:start w:val="1"/>
-      <w:numFmt w:val="bullet"/>
-      <w:lvlText w:val="▪"/>
-      <w:lvlJc w:val="left"/>
-      <w:pPr>
-        <w:ind w:left="5760" w:hanging="360"/>
-      </w:pPr>
-      <w:rPr>
-        <w:rFonts w:ascii="Noto Sans Symbols" w:cs="Noto Sans Symbols" w:eastAsia="Noto Sans Symbols" w:hAnsi="Noto Sans Symbols"/>
-        <w:sz w:val="20"/>
-        <w:szCs w:val="20"/>
-        <w:vertAlign w:val="baseline"/>
-      </w:rPr>
-    </w:lvl>
-    <w:lvl w:ilvl="8">
-      <w:start w:val="1"/>
-      <w:numFmt w:val="bullet"/>
-      <w:lvlText w:val="▪"/>
-      <w:lvlJc w:val="left"/>
-      <w:pPr>
-        <w:ind w:left="6480" w:hanging="360"/>
-      </w:pPr>
-      <w:rPr>
-        <w:rFonts w:ascii="Noto Sans Symbols" w:cs="Noto Sans Symbols" w:eastAsia="Noto Sans Symbols" w:hAnsi="Noto Sans Symbols"/>
-        <w:sz w:val="20"/>
-        <w:szCs w:val="20"/>
-        <w:vertAlign w:val="baseline"/>
-      </w:rPr>
-    </w:lvl>
-  </w:abstractNum>
-  <w:abstractNum w:abstractNumId="2">
-    <w:lvl w:ilvl="0">
-      <w:start w:val="1"/>
-      <w:numFmt w:val="bullet"/>
-      <w:lvlText w:val="●"/>
-      <w:lvlJc w:val="left"/>
-      <w:pPr>
-        <w:ind w:left="720" w:hanging="360"/>
+        <w:ind w:left="360" w:hanging="360"/>
       </w:pPr>
       <w:rPr>
         <w:rFonts w:ascii="Noto Sans Symbols" w:cs="Noto Sans Symbols" w:eastAsia="Noto Sans Symbols" w:hAnsi="Noto Sans Symbols"/>
@@ -2007,7 +1327,7 @@
       <w:lvlText w:val="o"/>
       <w:lvlJc w:val="left"/>
       <w:pPr>
-        <w:ind w:left="1440" w:hanging="360"/>
+        <w:ind w:left="1080" w:hanging="360"/>
       </w:pPr>
       <w:rPr>
         <w:rFonts w:ascii="Courier New" w:cs="Courier New" w:eastAsia="Courier New" w:hAnsi="Courier New"/>
@@ -2020,7 +1340,7 @@
       <w:lvlText w:val="▪"/>
       <w:lvlJc w:val="left"/>
       <w:pPr>
-        <w:ind w:left="2160" w:hanging="360"/>
+        <w:ind w:left="1800" w:hanging="360"/>
       </w:pPr>
       <w:rPr>
         <w:rFonts w:ascii="Noto Sans Symbols" w:cs="Noto Sans Symbols" w:eastAsia="Noto Sans Symbols" w:hAnsi="Noto Sans Symbols"/>
@@ -2033,7 +1353,7 @@
       <w:lvlText w:val="●"/>
       <w:lvlJc w:val="left"/>
       <w:pPr>
-        <w:ind w:left="2880" w:hanging="360"/>
+        <w:ind w:left="2520" w:hanging="360"/>
       </w:pPr>
       <w:rPr>
         <w:rFonts w:ascii="Noto Sans Symbols" w:cs="Noto Sans Symbols" w:eastAsia="Noto Sans Symbols" w:hAnsi="Noto Sans Symbols"/>
@@ -2046,7 +1366,7 @@
       <w:lvlText w:val="o"/>
       <w:lvlJc w:val="left"/>
       <w:pPr>
-        <w:ind w:left="3600" w:hanging="360"/>
+        <w:ind w:left="3240" w:hanging="360"/>
       </w:pPr>
       <w:rPr>
         <w:rFonts w:ascii="Courier New" w:cs="Courier New" w:eastAsia="Courier New" w:hAnsi="Courier New"/>
@@ -2059,7 +1379,7 @@
       <w:lvlText w:val="▪"/>
       <w:lvlJc w:val="left"/>
       <w:pPr>
-        <w:ind w:left="4320" w:hanging="360"/>
+        <w:ind w:left="3960" w:hanging="360"/>
       </w:pPr>
       <w:rPr>
         <w:rFonts w:ascii="Noto Sans Symbols" w:cs="Noto Sans Symbols" w:eastAsia="Noto Sans Symbols" w:hAnsi="Noto Sans Symbols"/>
@@ -2072,7 +1392,7 @@
       <w:lvlText w:val="●"/>
       <w:lvlJc w:val="left"/>
       <w:pPr>
-        <w:ind w:left="5040" w:hanging="360"/>
+        <w:ind w:left="4680" w:hanging="360"/>
       </w:pPr>
       <w:rPr>
         <w:rFonts w:ascii="Noto Sans Symbols" w:cs="Noto Sans Symbols" w:eastAsia="Noto Sans Symbols" w:hAnsi="Noto Sans Symbols"/>
@@ -2085,7 +1405,7 @@
       <w:lvlText w:val="o"/>
       <w:lvlJc w:val="left"/>
       <w:pPr>
-        <w:ind w:left="5760" w:hanging="360"/>
+        <w:ind w:left="5400" w:hanging="360"/>
       </w:pPr>
       <w:rPr>
         <w:rFonts w:ascii="Courier New" w:cs="Courier New" w:eastAsia="Courier New" w:hAnsi="Courier New"/>
@@ -2098,7 +1418,7 @@
       <w:lvlText w:val="▪"/>
       <w:lvlJc w:val="left"/>
       <w:pPr>
-        <w:ind w:left="6480" w:hanging="360"/>
+        <w:ind w:left="6120" w:hanging="360"/>
       </w:pPr>
       <w:rPr>
         <w:rFonts w:ascii="Noto Sans Symbols" w:cs="Noto Sans Symbols" w:eastAsia="Noto Sans Symbols" w:hAnsi="Noto Sans Symbols"/>
@@ -2106,638 +1426,7 @@
       </w:rPr>
     </w:lvl>
   </w:abstractNum>
-  <w:abstractNum w:abstractNumId="3">
-    <w:lvl w:ilvl="0">
-      <w:start w:val="1"/>
-      <w:numFmt w:val="bullet"/>
-      <w:lvlText w:val="●"/>
-      <w:lvlJc w:val="left"/>
-      <w:pPr>
-        <w:ind w:left="360" w:hanging="360"/>
-      </w:pPr>
-      <w:rPr>
-        <w:rFonts w:ascii="Noto Sans Symbols" w:cs="Noto Sans Symbols" w:eastAsia="Noto Sans Symbols" w:hAnsi="Noto Sans Symbols"/>
-        <w:vertAlign w:val="baseline"/>
-      </w:rPr>
-    </w:lvl>
-    <w:lvl w:ilvl="1">
-      <w:start w:val="1"/>
-      <w:numFmt w:val="bullet"/>
-      <w:lvlText w:val="o"/>
-      <w:lvlJc w:val="left"/>
-      <w:pPr>
-        <w:ind w:left="1080" w:hanging="360"/>
-      </w:pPr>
-      <w:rPr>
-        <w:rFonts w:ascii="Courier New" w:cs="Courier New" w:eastAsia="Courier New" w:hAnsi="Courier New"/>
-        <w:vertAlign w:val="baseline"/>
-      </w:rPr>
-    </w:lvl>
-    <w:lvl w:ilvl="2">
-      <w:start w:val="1"/>
-      <w:numFmt w:val="bullet"/>
-      <w:lvlText w:val="▪"/>
-      <w:lvlJc w:val="left"/>
-      <w:pPr>
-        <w:ind w:left="1800" w:hanging="360"/>
-      </w:pPr>
-      <w:rPr>
-        <w:rFonts w:ascii="Noto Sans Symbols" w:cs="Noto Sans Symbols" w:eastAsia="Noto Sans Symbols" w:hAnsi="Noto Sans Symbols"/>
-        <w:vertAlign w:val="baseline"/>
-      </w:rPr>
-    </w:lvl>
-    <w:lvl w:ilvl="3">
-      <w:start w:val="1"/>
-      <w:numFmt w:val="bullet"/>
-      <w:lvlText w:val="●"/>
-      <w:lvlJc w:val="left"/>
-      <w:pPr>
-        <w:ind w:left="2520" w:hanging="360"/>
-      </w:pPr>
-      <w:rPr>
-        <w:rFonts w:ascii="Noto Sans Symbols" w:cs="Noto Sans Symbols" w:eastAsia="Noto Sans Symbols" w:hAnsi="Noto Sans Symbols"/>
-        <w:vertAlign w:val="baseline"/>
-      </w:rPr>
-    </w:lvl>
-    <w:lvl w:ilvl="4">
-      <w:start w:val="1"/>
-      <w:numFmt w:val="bullet"/>
-      <w:lvlText w:val="o"/>
-      <w:lvlJc w:val="left"/>
-      <w:pPr>
-        <w:ind w:left="3240" w:hanging="360"/>
-      </w:pPr>
-      <w:rPr>
-        <w:rFonts w:ascii="Courier New" w:cs="Courier New" w:eastAsia="Courier New" w:hAnsi="Courier New"/>
-        <w:vertAlign w:val="baseline"/>
-      </w:rPr>
-    </w:lvl>
-    <w:lvl w:ilvl="5">
-      <w:start w:val="1"/>
-      <w:numFmt w:val="bullet"/>
-      <w:lvlText w:val="▪"/>
-      <w:lvlJc w:val="left"/>
-      <w:pPr>
-        <w:ind w:left="3960" w:hanging="360"/>
-      </w:pPr>
-      <w:rPr>
-        <w:rFonts w:ascii="Noto Sans Symbols" w:cs="Noto Sans Symbols" w:eastAsia="Noto Sans Symbols" w:hAnsi="Noto Sans Symbols"/>
-        <w:vertAlign w:val="baseline"/>
-      </w:rPr>
-    </w:lvl>
-    <w:lvl w:ilvl="6">
-      <w:start w:val="1"/>
-      <w:numFmt w:val="bullet"/>
-      <w:lvlText w:val="●"/>
-      <w:lvlJc w:val="left"/>
-      <w:pPr>
-        <w:ind w:left="4680" w:hanging="360"/>
-      </w:pPr>
-      <w:rPr>
-        <w:rFonts w:ascii="Noto Sans Symbols" w:cs="Noto Sans Symbols" w:eastAsia="Noto Sans Symbols" w:hAnsi="Noto Sans Symbols"/>
-        <w:vertAlign w:val="baseline"/>
-      </w:rPr>
-    </w:lvl>
-    <w:lvl w:ilvl="7">
-      <w:start w:val="1"/>
-      <w:numFmt w:val="bullet"/>
-      <w:lvlText w:val="o"/>
-      <w:lvlJc w:val="left"/>
-      <w:pPr>
-        <w:ind w:left="5400" w:hanging="360"/>
-      </w:pPr>
-      <w:rPr>
-        <w:rFonts w:ascii="Courier New" w:cs="Courier New" w:eastAsia="Courier New" w:hAnsi="Courier New"/>
-        <w:vertAlign w:val="baseline"/>
-      </w:rPr>
-    </w:lvl>
-    <w:lvl w:ilvl="8">
-      <w:start w:val="1"/>
-      <w:numFmt w:val="bullet"/>
-      <w:lvlText w:val="▪"/>
-      <w:lvlJc w:val="left"/>
-      <w:pPr>
-        <w:ind w:left="6120" w:hanging="360"/>
-      </w:pPr>
-      <w:rPr>
-        <w:rFonts w:ascii="Noto Sans Symbols" w:cs="Noto Sans Symbols" w:eastAsia="Noto Sans Symbols" w:hAnsi="Noto Sans Symbols"/>
-        <w:vertAlign w:val="baseline"/>
-      </w:rPr>
-    </w:lvl>
-  </w:abstractNum>
-  <w:abstractNum w:abstractNumId="4">
-    <w:lvl w:ilvl="0">
-      <w:start w:val="1"/>
-      <w:numFmt w:val="bullet"/>
-      <w:lvlText w:val="●"/>
-      <w:lvlJc w:val="left"/>
-      <w:pPr>
-        <w:ind w:left="300" w:hanging="300"/>
-      </w:pPr>
-      <w:rPr>
-        <w:rFonts w:ascii="Noto Sans Symbols" w:cs="Noto Sans Symbols" w:eastAsia="Noto Sans Symbols" w:hAnsi="Noto Sans Symbols"/>
-        <w:vertAlign w:val="baseline"/>
-      </w:rPr>
-    </w:lvl>
-    <w:lvl w:ilvl="1">
-      <w:start w:val="1"/>
-      <w:numFmt w:val="bullet"/>
-      <w:lvlText w:val="o"/>
-      <w:lvlJc w:val="left"/>
-      <w:pPr>
-        <w:ind w:left="1440" w:hanging="360"/>
-      </w:pPr>
-      <w:rPr>
-        <w:rFonts w:ascii="Courier New" w:cs="Courier New" w:eastAsia="Courier New" w:hAnsi="Courier New"/>
-        <w:vertAlign w:val="baseline"/>
-      </w:rPr>
-    </w:lvl>
-    <w:lvl w:ilvl="2">
-      <w:start w:val="1"/>
-      <w:numFmt w:val="bullet"/>
-      <w:lvlText w:val="▪"/>
-      <w:lvlJc w:val="left"/>
-      <w:pPr>
-        <w:ind w:left="2160" w:hanging="360"/>
-      </w:pPr>
-      <w:rPr>
-        <w:rFonts w:ascii="Noto Sans Symbols" w:cs="Noto Sans Symbols" w:eastAsia="Noto Sans Symbols" w:hAnsi="Noto Sans Symbols"/>
-        <w:vertAlign w:val="baseline"/>
-      </w:rPr>
-    </w:lvl>
-    <w:lvl w:ilvl="3">
-      <w:start w:val="1"/>
-      <w:numFmt w:val="bullet"/>
-      <w:lvlText w:val="●"/>
-      <w:lvlJc w:val="left"/>
-      <w:pPr>
-        <w:ind w:left="2880" w:hanging="360"/>
-      </w:pPr>
-      <w:rPr>
-        <w:rFonts w:ascii="Noto Sans Symbols" w:cs="Noto Sans Symbols" w:eastAsia="Noto Sans Symbols" w:hAnsi="Noto Sans Symbols"/>
-        <w:vertAlign w:val="baseline"/>
-      </w:rPr>
-    </w:lvl>
-    <w:lvl w:ilvl="4">
-      <w:start w:val="1"/>
-      <w:numFmt w:val="bullet"/>
-      <w:lvlText w:val="o"/>
-      <w:lvlJc w:val="left"/>
-      <w:pPr>
-        <w:ind w:left="3600" w:hanging="360"/>
-      </w:pPr>
-      <w:rPr>
-        <w:rFonts w:ascii="Courier New" w:cs="Courier New" w:eastAsia="Courier New" w:hAnsi="Courier New"/>
-        <w:vertAlign w:val="baseline"/>
-      </w:rPr>
-    </w:lvl>
-    <w:lvl w:ilvl="5">
-      <w:start w:val="1"/>
-      <w:numFmt w:val="bullet"/>
-      <w:lvlText w:val="▪"/>
-      <w:lvlJc w:val="left"/>
-      <w:pPr>
-        <w:ind w:left="4320" w:hanging="360"/>
-      </w:pPr>
-      <w:rPr>
-        <w:rFonts w:ascii="Noto Sans Symbols" w:cs="Noto Sans Symbols" w:eastAsia="Noto Sans Symbols" w:hAnsi="Noto Sans Symbols"/>
-        <w:vertAlign w:val="baseline"/>
-      </w:rPr>
-    </w:lvl>
-    <w:lvl w:ilvl="6">
-      <w:start w:val="1"/>
-      <w:numFmt w:val="bullet"/>
-      <w:lvlText w:val="●"/>
-      <w:lvlJc w:val="left"/>
-      <w:pPr>
-        <w:ind w:left="5040" w:hanging="360"/>
-      </w:pPr>
-      <w:rPr>
-        <w:rFonts w:ascii="Noto Sans Symbols" w:cs="Noto Sans Symbols" w:eastAsia="Noto Sans Symbols" w:hAnsi="Noto Sans Symbols"/>
-        <w:vertAlign w:val="baseline"/>
-      </w:rPr>
-    </w:lvl>
-    <w:lvl w:ilvl="7">
-      <w:start w:val="1"/>
-      <w:numFmt w:val="bullet"/>
-      <w:lvlText w:val="o"/>
-      <w:lvlJc w:val="left"/>
-      <w:pPr>
-        <w:ind w:left="5760" w:hanging="360"/>
-      </w:pPr>
-      <w:rPr>
-        <w:rFonts w:ascii="Courier New" w:cs="Courier New" w:eastAsia="Courier New" w:hAnsi="Courier New"/>
-        <w:vertAlign w:val="baseline"/>
-      </w:rPr>
-    </w:lvl>
-    <w:lvl w:ilvl="8">
-      <w:start w:val="1"/>
-      <w:numFmt w:val="bullet"/>
-      <w:lvlText w:val="▪"/>
-      <w:lvlJc w:val="left"/>
-      <w:pPr>
-        <w:ind w:left="6480" w:hanging="360"/>
-      </w:pPr>
-      <w:rPr>
-        <w:rFonts w:ascii="Noto Sans Symbols" w:cs="Noto Sans Symbols" w:eastAsia="Noto Sans Symbols" w:hAnsi="Noto Sans Symbols"/>
-        <w:vertAlign w:val="baseline"/>
-      </w:rPr>
-    </w:lvl>
-  </w:abstractNum>
-  <w:abstractNum w:abstractNumId="5">
-    <w:lvl w:ilvl="0">
-      <w:start w:val="1"/>
-      <w:numFmt w:val="bullet"/>
-      <w:lvlText w:val="●"/>
-      <w:lvlJc w:val="left"/>
-      <w:pPr>
-        <w:ind w:left="720" w:hanging="360"/>
-      </w:pPr>
-      <w:rPr>
-        <w:rFonts w:ascii="Noto Sans Symbols" w:cs="Noto Sans Symbols" w:eastAsia="Noto Sans Symbols" w:hAnsi="Noto Sans Symbols"/>
-        <w:vertAlign w:val="baseline"/>
-      </w:rPr>
-    </w:lvl>
-    <w:lvl w:ilvl="1">
-      <w:start w:val="1"/>
-      <w:numFmt w:val="bullet"/>
-      <w:lvlText w:val="o"/>
-      <w:lvlJc w:val="left"/>
-      <w:pPr>
-        <w:ind w:left="1440" w:hanging="360"/>
-      </w:pPr>
-      <w:rPr>
-        <w:rFonts w:ascii="Courier New" w:cs="Courier New" w:eastAsia="Courier New" w:hAnsi="Courier New"/>
-        <w:vertAlign w:val="baseline"/>
-      </w:rPr>
-    </w:lvl>
-    <w:lvl w:ilvl="2">
-      <w:start w:val="1"/>
-      <w:numFmt w:val="bullet"/>
-      <w:lvlText w:val="▪"/>
-      <w:lvlJc w:val="left"/>
-      <w:pPr>
-        <w:ind w:left="2160" w:hanging="360"/>
-      </w:pPr>
-      <w:rPr>
-        <w:rFonts w:ascii="Noto Sans Symbols" w:cs="Noto Sans Symbols" w:eastAsia="Noto Sans Symbols" w:hAnsi="Noto Sans Symbols"/>
-        <w:vertAlign w:val="baseline"/>
-      </w:rPr>
-    </w:lvl>
-    <w:lvl w:ilvl="3">
-      <w:start w:val="1"/>
-      <w:numFmt w:val="bullet"/>
-      <w:lvlText w:val="●"/>
-      <w:lvlJc w:val="left"/>
-      <w:pPr>
-        <w:ind w:left="2880" w:hanging="360"/>
-      </w:pPr>
-      <w:rPr>
-        <w:rFonts w:ascii="Noto Sans Symbols" w:cs="Noto Sans Symbols" w:eastAsia="Noto Sans Symbols" w:hAnsi="Noto Sans Symbols"/>
-        <w:vertAlign w:val="baseline"/>
-      </w:rPr>
-    </w:lvl>
-    <w:lvl w:ilvl="4">
-      <w:start w:val="1"/>
-      <w:numFmt w:val="bullet"/>
-      <w:lvlText w:val="o"/>
-      <w:lvlJc w:val="left"/>
-      <w:pPr>
-        <w:ind w:left="3600" w:hanging="360"/>
-      </w:pPr>
-      <w:rPr>
-        <w:rFonts w:ascii="Courier New" w:cs="Courier New" w:eastAsia="Courier New" w:hAnsi="Courier New"/>
-        <w:vertAlign w:val="baseline"/>
-      </w:rPr>
-    </w:lvl>
-    <w:lvl w:ilvl="5">
-      <w:start w:val="1"/>
-      <w:numFmt w:val="bullet"/>
-      <w:lvlText w:val="▪"/>
-      <w:lvlJc w:val="left"/>
-      <w:pPr>
-        <w:ind w:left="4320" w:hanging="360"/>
-      </w:pPr>
-      <w:rPr>
-        <w:rFonts w:ascii="Noto Sans Symbols" w:cs="Noto Sans Symbols" w:eastAsia="Noto Sans Symbols" w:hAnsi="Noto Sans Symbols"/>
-        <w:vertAlign w:val="baseline"/>
-      </w:rPr>
-    </w:lvl>
-    <w:lvl w:ilvl="6">
-      <w:start w:val="1"/>
-      <w:numFmt w:val="bullet"/>
-      <w:lvlText w:val="●"/>
-      <w:lvlJc w:val="left"/>
-      <w:pPr>
-        <w:ind w:left="5040" w:hanging="360"/>
-      </w:pPr>
-      <w:rPr>
-        <w:rFonts w:ascii="Noto Sans Symbols" w:cs="Noto Sans Symbols" w:eastAsia="Noto Sans Symbols" w:hAnsi="Noto Sans Symbols"/>
-        <w:vertAlign w:val="baseline"/>
-      </w:rPr>
-    </w:lvl>
-    <w:lvl w:ilvl="7">
-      <w:start w:val="1"/>
-      <w:numFmt w:val="bullet"/>
-      <w:lvlText w:val="o"/>
-      <w:lvlJc w:val="left"/>
-      <w:pPr>
-        <w:ind w:left="5760" w:hanging="360"/>
-      </w:pPr>
-      <w:rPr>
-        <w:rFonts w:ascii="Courier New" w:cs="Courier New" w:eastAsia="Courier New" w:hAnsi="Courier New"/>
-        <w:vertAlign w:val="baseline"/>
-      </w:rPr>
-    </w:lvl>
-    <w:lvl w:ilvl="8">
-      <w:start w:val="1"/>
-      <w:numFmt w:val="bullet"/>
-      <w:lvlText w:val="▪"/>
-      <w:lvlJc w:val="left"/>
-      <w:pPr>
-        <w:ind w:left="6480" w:hanging="360"/>
-      </w:pPr>
-      <w:rPr>
-        <w:rFonts w:ascii="Noto Sans Symbols" w:cs="Noto Sans Symbols" w:eastAsia="Noto Sans Symbols" w:hAnsi="Noto Sans Symbols"/>
-        <w:vertAlign w:val="baseline"/>
-      </w:rPr>
-    </w:lvl>
-  </w:abstractNum>
-  <w:abstractNum w:abstractNumId="6">
-    <w:lvl w:ilvl="0">
-      <w:start w:val="1"/>
-      <w:numFmt w:val="bullet"/>
-      <w:lvlText w:val="●"/>
-      <w:lvlJc w:val="left"/>
-      <w:pPr>
-        <w:ind w:left="720" w:hanging="360"/>
-      </w:pPr>
-      <w:rPr>
-        <w:rFonts w:ascii="Noto Sans Symbols" w:cs="Noto Sans Symbols" w:eastAsia="Noto Sans Symbols" w:hAnsi="Noto Sans Symbols"/>
-        <w:sz w:val="20"/>
-        <w:szCs w:val="20"/>
-        <w:vertAlign w:val="baseline"/>
-      </w:rPr>
-    </w:lvl>
-    <w:lvl w:ilvl="1">
-      <w:start w:val="1"/>
-      <w:numFmt w:val="bullet"/>
-      <w:lvlText w:val="o"/>
-      <w:lvlJc w:val="left"/>
-      <w:pPr>
-        <w:ind w:left="1440" w:hanging="360"/>
-      </w:pPr>
-      <w:rPr>
-        <w:rFonts w:ascii="Courier New" w:cs="Courier New" w:eastAsia="Courier New" w:hAnsi="Courier New"/>
-        <w:sz w:val="20"/>
-        <w:szCs w:val="20"/>
-        <w:vertAlign w:val="baseline"/>
-      </w:rPr>
-    </w:lvl>
-    <w:lvl w:ilvl="2">
-      <w:start w:val="1"/>
-      <w:numFmt w:val="bullet"/>
-      <w:lvlText w:val="▪"/>
-      <w:lvlJc w:val="left"/>
-      <w:pPr>
-        <w:ind w:left="2160" w:hanging="360"/>
-      </w:pPr>
-      <w:rPr>
-        <w:rFonts w:ascii="Noto Sans Symbols" w:cs="Noto Sans Symbols" w:eastAsia="Noto Sans Symbols" w:hAnsi="Noto Sans Symbols"/>
-        <w:sz w:val="20"/>
-        <w:szCs w:val="20"/>
-        <w:vertAlign w:val="baseline"/>
-      </w:rPr>
-    </w:lvl>
-    <w:lvl w:ilvl="3">
-      <w:start w:val="1"/>
-      <w:numFmt w:val="bullet"/>
-      <w:lvlText w:val="▪"/>
-      <w:lvlJc w:val="left"/>
-      <w:pPr>
-        <w:ind w:left="2880" w:hanging="360"/>
-      </w:pPr>
-      <w:rPr>
-        <w:rFonts w:ascii="Noto Sans Symbols" w:cs="Noto Sans Symbols" w:eastAsia="Noto Sans Symbols" w:hAnsi="Noto Sans Symbols"/>
-        <w:sz w:val="20"/>
-        <w:szCs w:val="20"/>
-        <w:vertAlign w:val="baseline"/>
-      </w:rPr>
-    </w:lvl>
-    <w:lvl w:ilvl="4">
-      <w:start w:val="1"/>
-      <w:numFmt w:val="bullet"/>
-      <w:lvlText w:val="▪"/>
-      <w:lvlJc w:val="left"/>
-      <w:pPr>
-        <w:ind w:left="3600" w:hanging="360"/>
-      </w:pPr>
-      <w:rPr>
-        <w:rFonts w:ascii="Noto Sans Symbols" w:cs="Noto Sans Symbols" w:eastAsia="Noto Sans Symbols" w:hAnsi="Noto Sans Symbols"/>
-        <w:sz w:val="20"/>
-        <w:szCs w:val="20"/>
-        <w:vertAlign w:val="baseline"/>
-      </w:rPr>
-    </w:lvl>
-    <w:lvl w:ilvl="5">
-      <w:start w:val="1"/>
-      <w:numFmt w:val="bullet"/>
-      <w:lvlText w:val="▪"/>
-      <w:lvlJc w:val="left"/>
-      <w:pPr>
-        <w:ind w:left="4320" w:hanging="360"/>
-      </w:pPr>
-      <w:rPr>
-        <w:rFonts w:ascii="Noto Sans Symbols" w:cs="Noto Sans Symbols" w:eastAsia="Noto Sans Symbols" w:hAnsi="Noto Sans Symbols"/>
-        <w:sz w:val="20"/>
-        <w:szCs w:val="20"/>
-        <w:vertAlign w:val="baseline"/>
-      </w:rPr>
-    </w:lvl>
-    <w:lvl w:ilvl="6">
-      <w:start w:val="1"/>
-      <w:numFmt w:val="bullet"/>
-      <w:lvlText w:val="▪"/>
-      <w:lvlJc w:val="left"/>
-      <w:pPr>
-        <w:ind w:left="5040" w:hanging="360"/>
-      </w:pPr>
-      <w:rPr>
-        <w:rFonts w:ascii="Noto Sans Symbols" w:cs="Noto Sans Symbols" w:eastAsia="Noto Sans Symbols" w:hAnsi="Noto Sans Symbols"/>
-        <w:sz w:val="20"/>
-        <w:szCs w:val="20"/>
-        <w:vertAlign w:val="baseline"/>
-      </w:rPr>
-    </w:lvl>
-    <w:lvl w:ilvl="7">
-      <w:start w:val="1"/>
-      <w:numFmt w:val="bullet"/>
-      <w:lvlText w:val="▪"/>
-      <w:lvlJc w:val="left"/>
-      <w:pPr>
-        <w:ind w:left="5760" w:hanging="360"/>
-      </w:pPr>
-      <w:rPr>
-        <w:rFonts w:ascii="Noto Sans Symbols" w:cs="Noto Sans Symbols" w:eastAsia="Noto Sans Symbols" w:hAnsi="Noto Sans Symbols"/>
-        <w:sz w:val="20"/>
-        <w:szCs w:val="20"/>
-        <w:vertAlign w:val="baseline"/>
-      </w:rPr>
-    </w:lvl>
-    <w:lvl w:ilvl="8">
-      <w:start w:val="1"/>
-      <w:numFmt w:val="bullet"/>
-      <w:lvlText w:val="▪"/>
-      <w:lvlJc w:val="left"/>
-      <w:pPr>
-        <w:ind w:left="6480" w:hanging="360"/>
-      </w:pPr>
-      <w:rPr>
-        <w:rFonts w:ascii="Noto Sans Symbols" w:cs="Noto Sans Symbols" w:eastAsia="Noto Sans Symbols" w:hAnsi="Noto Sans Symbols"/>
-        <w:sz w:val="20"/>
-        <w:szCs w:val="20"/>
-        <w:vertAlign w:val="baseline"/>
-      </w:rPr>
-    </w:lvl>
-  </w:abstractNum>
-  <w:abstractNum w:abstractNumId="7">
-    <w:lvl w:ilvl="0">
-      <w:start w:val="1"/>
-      <w:numFmt w:val="bullet"/>
-      <w:lvlText w:val="●"/>
-      <w:lvlJc w:val="left"/>
-      <w:pPr>
-        <w:ind w:left="720" w:hanging="360"/>
-      </w:pPr>
-      <w:rPr>
-        <w:rFonts w:ascii="Noto Sans Symbols" w:cs="Noto Sans Symbols" w:eastAsia="Noto Sans Symbols" w:hAnsi="Noto Sans Symbols"/>
-        <w:sz w:val="20"/>
-        <w:szCs w:val="20"/>
-        <w:vertAlign w:val="baseline"/>
-      </w:rPr>
-    </w:lvl>
-    <w:lvl w:ilvl="1">
-      <w:start w:val="1"/>
-      <w:numFmt w:val="bullet"/>
-      <w:lvlText w:val="o"/>
-      <w:lvlJc w:val="left"/>
-      <w:pPr>
-        <w:ind w:left="1440" w:hanging="360"/>
-      </w:pPr>
-      <w:rPr>
-        <w:rFonts w:ascii="Courier New" w:cs="Courier New" w:eastAsia="Courier New" w:hAnsi="Courier New"/>
-        <w:sz w:val="20"/>
-        <w:szCs w:val="20"/>
-        <w:vertAlign w:val="baseline"/>
-      </w:rPr>
-    </w:lvl>
-    <w:lvl w:ilvl="2">
-      <w:start w:val="1"/>
-      <w:numFmt w:val="bullet"/>
-      <w:lvlText w:val="▪"/>
-      <w:lvlJc w:val="left"/>
-      <w:pPr>
-        <w:ind w:left="2160" w:hanging="360"/>
-      </w:pPr>
-      <w:rPr>
-        <w:rFonts w:ascii="Noto Sans Symbols" w:cs="Noto Sans Symbols" w:eastAsia="Noto Sans Symbols" w:hAnsi="Noto Sans Symbols"/>
-        <w:sz w:val="20"/>
-        <w:szCs w:val="20"/>
-        <w:vertAlign w:val="baseline"/>
-      </w:rPr>
-    </w:lvl>
-    <w:lvl w:ilvl="3">
-      <w:start w:val="1"/>
-      <w:numFmt w:val="bullet"/>
-      <w:lvlText w:val="▪"/>
-      <w:lvlJc w:val="left"/>
-      <w:pPr>
-        <w:ind w:left="2880" w:hanging="360"/>
-      </w:pPr>
-      <w:rPr>
-        <w:rFonts w:ascii="Noto Sans Symbols" w:cs="Noto Sans Symbols" w:eastAsia="Noto Sans Symbols" w:hAnsi="Noto Sans Symbols"/>
-        <w:sz w:val="20"/>
-        <w:szCs w:val="20"/>
-        <w:vertAlign w:val="baseline"/>
-      </w:rPr>
-    </w:lvl>
-    <w:lvl w:ilvl="4">
-      <w:start w:val="1"/>
-      <w:numFmt w:val="bullet"/>
-      <w:lvlText w:val="▪"/>
-      <w:lvlJc w:val="left"/>
-      <w:pPr>
-        <w:ind w:left="3600" w:hanging="360"/>
-      </w:pPr>
-      <w:rPr>
-        <w:rFonts w:ascii="Noto Sans Symbols" w:cs="Noto Sans Symbols" w:eastAsia="Noto Sans Symbols" w:hAnsi="Noto Sans Symbols"/>
-        <w:sz w:val="20"/>
-        <w:szCs w:val="20"/>
-        <w:vertAlign w:val="baseline"/>
-      </w:rPr>
-    </w:lvl>
-    <w:lvl w:ilvl="5">
-      <w:start w:val="1"/>
-      <w:numFmt w:val="bullet"/>
-      <w:lvlText w:val="▪"/>
-      <w:lvlJc w:val="left"/>
-      <w:pPr>
-        <w:ind w:left="4320" w:hanging="360"/>
-      </w:pPr>
-      <w:rPr>
-        <w:rFonts w:ascii="Noto Sans Symbols" w:cs="Noto Sans Symbols" w:eastAsia="Noto Sans Symbols" w:hAnsi="Noto Sans Symbols"/>
-        <w:sz w:val="20"/>
-        <w:szCs w:val="20"/>
-        <w:vertAlign w:val="baseline"/>
-      </w:rPr>
-    </w:lvl>
-    <w:lvl w:ilvl="6">
-      <w:start w:val="1"/>
-      <w:numFmt w:val="bullet"/>
-      <w:lvlText w:val="▪"/>
-      <w:lvlJc w:val="left"/>
-      <w:pPr>
-        <w:ind w:left="5040" w:hanging="360"/>
-      </w:pPr>
-      <w:rPr>
-        <w:rFonts w:ascii="Noto Sans Symbols" w:cs="Noto Sans Symbols" w:eastAsia="Noto Sans Symbols" w:hAnsi="Noto Sans Symbols"/>
-        <w:sz w:val="20"/>
-        <w:szCs w:val="20"/>
-        <w:vertAlign w:val="baseline"/>
-      </w:rPr>
-    </w:lvl>
-    <w:lvl w:ilvl="7">
-      <w:start w:val="1"/>
-      <w:numFmt w:val="bullet"/>
-      <w:lvlText w:val="▪"/>
-      <w:lvlJc w:val="left"/>
-      <w:pPr>
-        <w:ind w:left="5760" w:hanging="360"/>
-      </w:pPr>
-      <w:rPr>
-        <w:rFonts w:ascii="Noto Sans Symbols" w:cs="Noto Sans Symbols" w:eastAsia="Noto Sans Symbols" w:hAnsi="Noto Sans Symbols"/>
-        <w:sz w:val="20"/>
-        <w:szCs w:val="20"/>
-        <w:vertAlign w:val="baseline"/>
-      </w:rPr>
-    </w:lvl>
-    <w:lvl w:ilvl="8">
-      <w:start w:val="1"/>
-      <w:numFmt w:val="bullet"/>
-      <w:lvlText w:val="▪"/>
-      <w:lvlJc w:val="left"/>
-      <w:pPr>
-        <w:ind w:left="6480" w:hanging="360"/>
-      </w:pPr>
-      <w:rPr>
-        <w:rFonts w:ascii="Noto Sans Symbols" w:cs="Noto Sans Symbols" w:eastAsia="Noto Sans Symbols" w:hAnsi="Noto Sans Symbols"/>
-        <w:sz w:val="20"/>
-        <w:szCs w:val="20"/>
-        <w:vertAlign w:val="baseline"/>
-      </w:rPr>
-    </w:lvl>
-  </w:abstractNum>
-  <w:abstractNum w:abstractNumId="8">
+  <w:abstractNum w:abstractNumId="2">
     <w:lvl w:ilvl="0">
       <w:start w:val="1"/>
       <w:numFmt w:val="bullet"/>
@@ -2879,24 +1568,6 @@
   </w:num>
   <w:num w:numId="2">
     <w:abstractNumId w:val="2"/>
-  </w:num>
-  <w:num w:numId="3">
-    <w:abstractNumId w:val="3"/>
-  </w:num>
-  <w:num w:numId="4">
-    <w:abstractNumId w:val="4"/>
-  </w:num>
-  <w:num w:numId="5">
-    <w:abstractNumId w:val="5"/>
-  </w:num>
-  <w:num w:numId="6">
-    <w:abstractNumId w:val="6"/>
-  </w:num>
-  <w:num w:numId="7">
-    <w:abstractNumId w:val="7"/>
-  </w:num>
-  <w:num w:numId="8">
-    <w:abstractNumId w:val="8"/>
   </w:num>
 </w:numbering>
 </file>
@@ -2917,11 +1588,19 @@
       </w:pPr>
     </w:pPrDefault>
   </w:docDefaults>
+  <w:style w:type="table" w:styleId="TableNormal" w:default="1">
+    <w:name w:val="TableNormal"/>
+    <w:tblPr>
+      <w:tblCellMar>
+        <w:top w:w="100.0" w:type="dxa"/>
+        <w:left w:w="100.0" w:type="dxa"/>
+        <w:bottom w:w="100.0" w:type="dxa"/>
+        <w:right w:w="100.0" w:type="dxa"/>
+      </w:tblCellMar>
+    </w:tblPr>
+  </w:style>
   <w:style w:type="paragraph" w:styleId="Normal" w:default="1">
     <w:name w:val="normal"/>
-  </w:style>
-  <w:style w:type="table" w:styleId="TableNormal" w:default="1">
-    <w:name w:val="Table Normal"/>
   </w:style>
   <w:style w:type="paragraph" w:styleId="Heading1">
     <w:name w:val="heading 1"/>
@@ -2935,6 +1614,7 @@
     </w:pPr>
     <w:rPr>
       <w:b w:val="1"/>
+      <w:bCs w:val="1"/>
       <w:sz w:val="48"/>
       <w:szCs w:val="48"/>
     </w:rPr>
@@ -2951,6 +1631,7 @@
     </w:pPr>
     <w:rPr>
       <w:b w:val="1"/>
+      <w:bCs w:val="1"/>
       <w:sz w:val="36"/>
       <w:szCs w:val="36"/>
     </w:rPr>
@@ -2967,6 +1648,7 @@
     </w:pPr>
     <w:rPr>
       <w:b w:val="1"/>
+      <w:bCs w:val="1"/>
       <w:sz w:val="28"/>
       <w:szCs w:val="28"/>
     </w:rPr>
@@ -2983,6 +1665,7 @@
     </w:pPr>
     <w:rPr>
       <w:b w:val="1"/>
+      <w:bCs w:val="1"/>
       <w:sz w:val="24"/>
       <w:szCs w:val="24"/>
     </w:rPr>
@@ -2999,6 +1682,7 @@
     </w:pPr>
     <w:rPr>
       <w:b w:val="1"/>
+      <w:bCs w:val="1"/>
       <w:sz w:val="22"/>
       <w:szCs w:val="22"/>
     </w:rPr>
@@ -3015,6 +1699,7 @@
     </w:pPr>
     <w:rPr>
       <w:b w:val="1"/>
+      <w:bCs w:val="1"/>
       <w:sz w:val="20"/>
       <w:szCs w:val="20"/>
     </w:rPr>
@@ -3031,6 +1716,7 @@
     </w:pPr>
     <w:rPr>
       <w:b w:val="1"/>
+      <w:bCs w:val="1"/>
       <w:sz w:val="72"/>
       <w:szCs w:val="72"/>
     </w:rPr>
@@ -3767,6 +2453,7 @@
     <w:rPr>
       <w:rFonts w:ascii="Georgia" w:cs="Georgia" w:eastAsia="Georgia" w:hAnsi="Georgia"/>
       <w:i w:val="1"/>
+      <w:iCs w:val="1"/>
       <w:color w:val="666666"/>
       <w:sz w:val="48"/>
       <w:szCs w:val="48"/>
